--- a/CAPSTONE/bus311-capstone-revenue-milestone-rubric.docx
+++ b/CAPSTONE/bus311-capstone-revenue-milestone-rubric.docx
@@ -4,133 +4,141 @@
   <w:body>
     <w:p>
       <w:pPr>
-        <w:spacing w:before="0" w:after="60" w:line="264" w:lineRule="auto"/>
+        <w:spacing w:after="40"/>
       </w:pPr>
       <w:r>
         <w:rPr>
-          <w:rFonts w:ascii="Calibri" w:hAnsi="Calibri"/>
+          <w:rFonts w:ascii="Aptos" w:hAnsi="Aptos"/>
           <w:b/>
-          <w:color w:val="C66A3D"/>
-          <w:sz w:val="22"/>
+          <w:i w:val="0"/>
+          <w:color w:val="9C4A2B"/>
+          <w:sz w:val="19"/>
         </w:rPr>
-        <w:t>BUS311 CAPSTONE MILESTONE 2</w:t>
+        <w:t>BUS311 CAPSTONE STAGE 2</w:t>
       </w:r>
     </w:p>
     <w:p>
       <w:pPr>
-        <w:spacing w:before="0" w:after="160" w:line="264" w:lineRule="auto"/>
+        <w:keepNext/>
+        <w:spacing w:after="100"/>
       </w:pPr>
       <w:r>
         <w:rPr>
-          <w:rFonts w:ascii="Calibri" w:hAnsi="Calibri"/>
+          <w:rFonts w:ascii="Aptos Display" w:hAnsi="Aptos Display"/>
           <w:b/>
-          <w:color w:val="0A2540"/>
-          <w:sz w:val="46"/>
+          <w:i w:val="0"/>
+          <w:color w:val="152536"/>
+          <w:sz w:val="48"/>
         </w:rPr>
         <w:t>Revenue Engine and Initial Hypothesis Rubric</w:t>
       </w:r>
     </w:p>
     <w:p>
       <w:pPr>
-        <w:spacing w:before="0" w:after="280" w:line="264" w:lineRule="auto"/>
+        <w:spacing w:after="200"/>
       </w:pPr>
       <w:r>
         <w:rPr>
-          <w:rFonts w:ascii="Calibri" w:hAnsi="Calibri"/>
-          <w:color w:val="5E6B75"/>
-          <w:sz w:val="20"/>
+          <w:rFonts w:ascii="Aptos" w:hAnsi="Aptos"/>
+          <w:b w:val="0"/>
+          <w:i w:val="0"/>
+          <w:color w:val="5B6472"/>
+          <w:sz w:val="18"/>
         </w:rPr>
-        <w:t>Individual company capstone | Instructor-review draft | Student-facing | Fall 2026</w:t>
+        <w:t>8 points  |  Due September 30 at 12:30 p.m. ET  |  Approved student scoring standard  |  Source v1.5.0</w:t>
       </w:r>
     </w:p>
     <w:p>
       <w:pPr>
         <w:pBdr>
-          <w:bottom w:val="single" w:sz="16" w:space="1" w:color="175FA9"/>
+          <w:bottom w:val="single" w:sz="14" w:space="1" w:color="C18A42"/>
         </w:pBdr>
-        <w:spacing w:after="200"/>
+        <w:spacing w:after="160"/>
+      </w:pPr>
+    </w:p>
+    <w:tbl>
+      <w:tblPr>
+        <w:tblStyle w:val="TableGrid"/>
+        <w:tblW w:type="dxa" w:w="9360"/>
+        <w:jc w:val="left"/>
+        <w:tblLayout w:type="fixed"/>
+        <w:tblLook w:firstColumn="1" w:firstRow="1" w:lastColumn="0" w:lastRow="0" w:noHBand="0" w:noVBand="1" w:val="04A0"/>
+        <w:tblInd w:w="120" w:type="dxa"/>
+      </w:tblPr>
+      <w:tblGrid>
+        <w:gridCol w:w="9360"/>
+      </w:tblGrid>
+      <w:tr>
+        <w:trPr>
+          <w:cantSplit/>
+        </w:trPr>
+        <w:tc>
+          <w:tcPr>
+            <w:tcW w:type="dxa" w:w="9360"/>
+            <w:shd w:fill="FFF4DF"/>
+            <w:tcMar>
+              <w:top w:w="100" w:type="dxa"/>
+              <w:start w:w="120" w:type="dxa"/>
+              <w:bottom w:w="100" w:type="dxa"/>
+              <w:end w:w="120" w:type="dxa"/>
+            </w:tcMar>
+            <w:vAlign w:val="center"/>
+          </w:tcPr>
+          <w:p>
+            <w:pPr>
+              <w:spacing w:after="40"/>
+            </w:pPr>
+            <w:r>
+              <w:rPr>
+                <w:rFonts w:ascii="Aptos" w:hAnsi="Aptos"/>
+                <w:b/>
+                <w:i w:val="0"/>
+                <w:color w:val="9C4A2B"/>
+                <w:sz w:val="19"/>
+              </w:rPr>
+              <w:t xml:space="preserve">SCORING PURPOSE  </w:t>
+            </w:r>
+            <w:r>
+              <w:rPr>
+                <w:rFonts w:ascii="Aptos" w:hAnsi="Aptos"/>
+                <w:b w:val="0"/>
+                <w:i w:val="0"/>
+                <w:color w:val="152536"/>
+                <w:sz w:val="21"/>
+              </w:rPr>
+              <w:t>This rubric scores the individual Stage 2 Revenue Analysis Workbook. It is part of the capstone's 25 milestone, model, and revision points.</w:t>
+            </w:r>
+          </w:p>
+        </w:tc>
+      </w:tr>
+    </w:tbl>
+    <w:p>
+      <w:pPr>
+        <w:spacing w:after="20"/>
       </w:pPr>
     </w:p>
     <w:p>
       <w:pPr>
-        <w:spacing w:before="0" w:after="120" w:line="264" w:lineRule="auto"/>
+        <w:spacing w:after="100"/>
       </w:pPr>
       <w:r>
         <w:rPr>
-          <w:rFonts w:ascii="Calibri" w:hAnsi="Calibri"/>
-          <w:b/>
-          <w:color w:val="000000"/>
-          <w:sz w:val="22"/>
+          <w:rFonts w:ascii="Aptos" w:hAnsi="Aptos"/>
+          <w:b w:val="0"/>
+          <w:i w:val="0"/>
+          <w:color w:val="1A1F2C"/>
+          <w:sz w:val="21"/>
         </w:rPr>
-        <w:t>Document status:</w:t>
-      </w:r>
-      <w:r>
-        <w:rPr>
-          <w:rFonts w:ascii="Calibri" w:hAnsi="Calibri"/>
-          <w:color w:val="000000"/>
-          <w:sz w:val="22"/>
-        </w:rPr>
-        <w:t xml:space="preserve"> Instructor-review draft | </w:t>
-      </w:r>
-      <w:r>
-        <w:rPr>
-          <w:rFonts w:ascii="Calibri" w:hAnsi="Calibri"/>
-          <w:b/>
-          <w:color w:val="000000"/>
-          <w:sz w:val="22"/>
-        </w:rPr>
-        <w:t>Student-facing scoring standard</w:t>
-      </w:r>
-      <w:r>
-        <w:rPr>
-          <w:rFonts w:ascii="Calibri" w:hAnsi="Calibri"/>
-          <w:color w:val="000000"/>
-          <w:sz w:val="22"/>
-        </w:rPr>
-        <w:t xml:space="preserve"> | </w:t>
-      </w:r>
-      <w:r>
-        <w:rPr>
-          <w:rFonts w:ascii="Calibri" w:hAnsi="Calibri"/>
-          <w:b/>
-          <w:color w:val="000000"/>
-          <w:sz w:val="22"/>
-        </w:rPr>
-        <w:t>Updated:</w:t>
-      </w:r>
-      <w:r>
-        <w:rPr>
-          <w:rFonts w:ascii="Calibri" w:hAnsi="Calibri"/>
-          <w:color w:val="000000"/>
-          <w:sz w:val="22"/>
-        </w:rPr>
-        <w:t xml:space="preserve"> July 29, 2026</w:t>
+        <w:t>Each criterion below shows concrete evidence for full credit, developing or partial evidence, and missing or unusable evidence. A stated and well-managed data limitation can earn credit; concealing or inventing evidence cannot.</w:t>
       </w:r>
     </w:p>
     <w:p>
       <w:pPr>
-        <w:spacing w:before="0" w:after="120" w:line="264" w:lineRule="auto"/>
+        <w:pStyle w:val="Heading1"/>
+        <w:keepNext/>
       </w:pPr>
       <w:r>
-        <w:rPr>
-          <w:rFonts w:ascii="Calibri" w:hAnsi="Calibri"/>
-          <w:color w:val="000000"/>
-          <w:sz w:val="22"/>
-        </w:rPr>
-        <w:t>This rubric scores the Week 5 revenue-engine milestone. It is part of the capstone's 25 milestone/model/revision points. The work is individual and addressed to the selected company's CFO and Board.</w:t>
-      </w:r>
-    </w:p>
-    <w:p>
-      <w:pPr>
-        <w:pStyle w:val="Heading2"/>
-      </w:pPr>
-      <w:r>
-        <w:rPr>
-          <w:rFonts w:ascii="Calibri" w:hAnsi="Calibri"/>
-          <w:color w:val="175FA9"/>
-          <w:sz w:val="26"/>
-        </w:rPr>
-        <w:t>Performance levels</w:t>
+        <w:t>1. Revenue-engine map - 1.00 points</w:t>
       </w:r>
     </w:p>
     <w:tbl>
@@ -143,11 +151,8 @@
         <w:tblInd w:w="120" w:type="dxa"/>
       </w:tblPr>
       <w:tblGrid>
-        <w:gridCol w:w="1450"/>
-        <w:gridCol w:w="2700"/>
-        <w:gridCol w:w="2350"/>
-        <w:gridCol w:w="1600"/>
-        <w:gridCol w:w="1260"/>
+        <w:gridCol w:w="1900"/>
+        <w:gridCol w:w="7460"/>
       </w:tblGrid>
       <w:tr>
         <w:trPr>
@@ -156,166 +161,59 @@
         </w:trPr>
         <w:tc>
           <w:tcPr>
-            <w:tcW w:type="dxa" w:w="1450"/>
-            <w:shd w:fill="EAF2F8"/>
+            <w:tcW w:type="dxa" w:w="1900"/>
+            <w:shd w:fill="EDF3F7"/>
             <w:tcMar>
-              <w:top w:w="80" w:type="dxa"/>
+              <w:top w:w="100" w:type="dxa"/>
               <w:start w:w="120" w:type="dxa"/>
-              <w:bottom w:w="80" w:type="dxa"/>
+              <w:bottom w:w="100" w:type="dxa"/>
               <w:end w:w="120" w:type="dxa"/>
             </w:tcMar>
             <w:vAlign w:val="center"/>
           </w:tcPr>
           <w:p>
             <w:pPr>
-              <w:spacing w:before="0" w:after="40" w:line="252" w:lineRule="auto"/>
-              <w:jc w:val="left"/>
+              <w:spacing w:after="20" w:line="247" w:lineRule="auto"/>
             </w:pPr>
+            <w:r/>
             <w:r>
               <w:rPr>
+                <w:rFonts w:ascii="Aptos" w:hAnsi="Aptos"/>
                 <w:b/>
+                <w:i w:val="0"/>
+                <w:color w:val="152536"/>
+                <w:sz w:val="18"/>
               </w:rPr>
-            </w:r>
-            <w:r>
-              <w:rPr>
-                <w:rFonts w:ascii="Calibri" w:hAnsi="Calibri"/>
-                <w:b/>
-                <w:color w:val="0A2540"/>
-                <w:sz w:val="17"/>
-              </w:rPr>
-              <w:t>Criterion</w:t>
+              <w:t>Performance level</w:t>
             </w:r>
           </w:p>
         </w:tc>
         <w:tc>
           <w:tcPr>
-            <w:tcW w:type="dxa" w:w="2700"/>
-            <w:shd w:fill="EAF2F8"/>
+            <w:tcW w:type="dxa" w:w="7460"/>
+            <w:shd w:fill="EDF3F7"/>
             <w:tcMar>
-              <w:top w:w="80" w:type="dxa"/>
+              <w:top w:w="100" w:type="dxa"/>
               <w:start w:w="120" w:type="dxa"/>
-              <w:bottom w:w="80" w:type="dxa"/>
+              <w:bottom w:w="100" w:type="dxa"/>
               <w:end w:w="120" w:type="dxa"/>
             </w:tcMar>
             <w:vAlign w:val="center"/>
           </w:tcPr>
           <w:p>
             <w:pPr>
-              <w:spacing w:before="0" w:after="40" w:line="252" w:lineRule="auto"/>
-              <w:jc w:val="left"/>
+              <w:spacing w:after="20" w:line="247" w:lineRule="auto"/>
             </w:pPr>
+            <w:r/>
             <w:r>
               <w:rPr>
+                <w:rFonts w:ascii="Aptos" w:hAnsi="Aptos"/>
                 <w:b/>
+                <w:i w:val="0"/>
+                <w:color w:val="152536"/>
+                <w:sz w:val="18"/>
               </w:rPr>
-            </w:r>
-            <w:r>
-              <w:rPr>
-                <w:rFonts w:ascii="Calibri" w:hAnsi="Calibri"/>
-                <w:b/>
-                <w:color w:val="0A2540"/>
-                <w:sz w:val="17"/>
-              </w:rPr>
-              <w:t>Full-credit evidence</w:t>
-            </w:r>
-          </w:p>
-        </w:tc>
-        <w:tc>
-          <w:tcPr>
-            <w:tcW w:type="dxa" w:w="2350"/>
-            <w:shd w:fill="EAF2F8"/>
-            <w:tcMar>
-              <w:top w:w="80" w:type="dxa"/>
-              <w:start w:w="120" w:type="dxa"/>
-              <w:bottom w:w="80" w:type="dxa"/>
-              <w:end w:w="120" w:type="dxa"/>
-            </w:tcMar>
-            <w:vAlign w:val="center"/>
-          </w:tcPr>
-          <w:p>
-            <w:pPr>
-              <w:spacing w:before="0" w:after="40" w:line="252" w:lineRule="auto"/>
-              <w:jc w:val="left"/>
-            </w:pPr>
-            <w:r>
-              <w:rPr>
-                <w:b/>
-              </w:rPr>
-            </w:r>
-            <w:r>
-              <w:rPr>
-                <w:rFonts w:ascii="Calibri" w:hAnsi="Calibri"/>
-                <w:b/>
-                <w:color w:val="0A2540"/>
-                <w:sz w:val="17"/>
-              </w:rPr>
-              <w:t>Developing / partial evidence</w:t>
-            </w:r>
-          </w:p>
-        </w:tc>
-        <w:tc>
-          <w:tcPr>
-            <w:tcW w:type="dxa" w:w="1600"/>
-            <w:shd w:fill="EAF2F8"/>
-            <w:tcMar>
-              <w:top w:w="80" w:type="dxa"/>
-              <w:start w:w="120" w:type="dxa"/>
-              <w:bottom w:w="80" w:type="dxa"/>
-              <w:end w:w="120" w:type="dxa"/>
-            </w:tcMar>
-            <w:vAlign w:val="center"/>
-          </w:tcPr>
-          <w:p>
-            <w:pPr>
-              <w:spacing w:before="0" w:after="40" w:line="252" w:lineRule="auto"/>
-              <w:jc w:val="left"/>
-            </w:pPr>
-            <w:r>
-              <w:rPr>
-                <w:b/>
-              </w:rPr>
-            </w:r>
-            <w:r>
-              <w:rPr>
-                <w:rFonts w:ascii="Calibri" w:hAnsi="Calibri"/>
-                <w:b/>
-                <w:color w:val="0A2540"/>
-                <w:sz w:val="17"/>
-              </w:rPr>
-              <w:t>Missing or unusable evidence</w:t>
-            </w:r>
-          </w:p>
-        </w:tc>
-        <w:tc>
-          <w:tcPr>
-            <w:tcW w:type="dxa" w:w="1260"/>
-            <w:shd w:fill="EAF2F8"/>
-            <w:tcMar>
-              <w:top w:w="80" w:type="dxa"/>
-              <w:start w:w="120" w:type="dxa"/>
-              <w:bottom w:w="80" w:type="dxa"/>
-              <w:end w:w="120" w:type="dxa"/>
-            </w:tcMar>
-            <w:vAlign w:val="center"/>
-          </w:tcPr>
-          <w:p>
-            <w:pPr>
-              <w:spacing w:before="0" w:after="40" w:line="252" w:lineRule="auto"/>
-              <w:jc w:val="center"/>
-            </w:pPr>
-            <w:r>
-              <w:rPr>
-                <w:b/>
-              </w:rPr>
-            </w:r>
-            <w:r>
-              <w:rPr>
-                <w:rFonts w:ascii="Calibri" w:hAnsi="Calibri"/>
-                <w:b/>
-                <w:color w:val="0A2540"/>
-                <w:sz w:val="17"/>
-              </w:rPr>
-              <w:t>Points</w:t>
+              <w:t>Evidence description</w:t>
             </w:r>
           </w:p>
         </w:tc>
@@ -326,137 +224,57 @@
         </w:trPr>
         <w:tc>
           <w:tcPr>
-            <w:tcW w:type="dxa" w:w="1450"/>
+            <w:tcW w:type="dxa" w:w="1900"/>
             <w:tcMar>
-              <w:top w:w="80" w:type="dxa"/>
+              <w:top w:w="100" w:type="dxa"/>
               <w:start w:w="120" w:type="dxa"/>
-              <w:bottom w:w="80" w:type="dxa"/>
+              <w:bottom w:w="100" w:type="dxa"/>
               <w:end w:w="120" w:type="dxa"/>
             </w:tcMar>
             <w:vAlign w:val="center"/>
           </w:tcPr>
           <w:p>
             <w:pPr>
-              <w:spacing w:before="0" w:after="40" w:line="252" w:lineRule="auto"/>
-              <w:jc w:val="left"/>
+              <w:spacing w:after="20" w:line="247" w:lineRule="auto"/>
             </w:pPr>
             <w:r/>
             <w:r>
               <w:rPr>
-                <w:rFonts w:ascii="Calibri" w:hAnsi="Calibri"/>
-                <w:b/>
-                <w:color w:val="000000"/>
-                <w:sz w:val="17"/>
+                <w:rFonts w:ascii="Aptos" w:hAnsi="Aptos"/>
+                <w:b w:val="0"/>
+                <w:i w:val="0"/>
+                <w:color w:val="1A1F2C"/>
+                <w:sz w:val="18"/>
               </w:rPr>
-              <w:t>Revenue-engine map</w:t>
+              <w:t>Full credit</w:t>
             </w:r>
           </w:p>
         </w:tc>
         <w:tc>
           <w:tcPr>
-            <w:tcW w:type="dxa" w:w="2700"/>
+            <w:tcW w:type="dxa" w:w="7460"/>
             <w:tcMar>
-              <w:top w:w="80" w:type="dxa"/>
+              <w:top w:w="100" w:type="dxa"/>
               <w:start w:w="120" w:type="dxa"/>
-              <w:bottom w:w="80" w:type="dxa"/>
+              <w:bottom w:w="100" w:type="dxa"/>
               <w:end w:w="120" w:type="dxa"/>
             </w:tcMar>
             <w:vAlign w:val="center"/>
           </w:tcPr>
           <w:p>
             <w:pPr>
-              <w:spacing w:before="0" w:after="40" w:line="252" w:lineRule="auto"/>
-              <w:jc w:val="left"/>
+              <w:spacing w:after="20" w:line="247" w:lineRule="auto"/>
             </w:pPr>
             <w:r/>
             <w:r>
               <w:rPr>
-                <w:rFonts w:ascii="Calibri" w:hAnsi="Calibri"/>
-                <w:color w:val="000000"/>
-                <w:sz w:val="17"/>
+                <w:rFonts w:ascii="Aptos" w:hAnsi="Aptos"/>
+                <w:b w:val="0"/>
+                <w:i w:val="0"/>
+                <w:color w:val="1A1F2C"/>
+                <w:sz w:val="18"/>
               </w:rPr>
               <w:t>All eight required dimensions are company-specific, material, sourced, and connected to revenue mechanisms and management levers.</w:t>
-            </w:r>
-          </w:p>
-        </w:tc>
-        <w:tc>
-          <w:tcPr>
-            <w:tcW w:type="dxa" w:w="2350"/>
-            <w:tcMar>
-              <w:top w:w="80" w:type="dxa"/>
-              <w:start w:w="120" w:type="dxa"/>
-              <w:bottom w:w="80" w:type="dxa"/>
-              <w:end w:w="120" w:type="dxa"/>
-            </w:tcMar>
-            <w:vAlign w:val="center"/>
-          </w:tcPr>
-          <w:p>
-            <w:pPr>
-              <w:spacing w:before="0" w:after="40" w:line="252" w:lineRule="auto"/>
-              <w:jc w:val="left"/>
-            </w:pPr>
-            <w:r/>
-            <w:r>
-              <w:rPr>
-                <w:rFonts w:ascii="Calibri" w:hAnsi="Calibri"/>
-                <w:color w:val="000000"/>
-                <w:sz w:val="17"/>
-              </w:rPr>
-              <w:t>One or two dimensions are generic, incomplete, weakly sourced, or not connected to how sales are generated.</w:t>
-            </w:r>
-          </w:p>
-        </w:tc>
-        <w:tc>
-          <w:tcPr>
-            <w:tcW w:type="dxa" w:w="1600"/>
-            <w:tcMar>
-              <w:top w:w="80" w:type="dxa"/>
-              <w:start w:w="120" w:type="dxa"/>
-              <w:bottom w:w="80" w:type="dxa"/>
-              <w:end w:w="120" w:type="dxa"/>
-            </w:tcMar>
-            <w:vAlign w:val="center"/>
-          </w:tcPr>
-          <w:p>
-            <w:pPr>
-              <w:spacing w:before="0" w:after="40" w:line="252" w:lineRule="auto"/>
-              <w:jc w:val="left"/>
-            </w:pPr>
-            <w:r/>
-            <w:r>
-              <w:rPr>
-                <w:rFonts w:ascii="Calibri" w:hAnsi="Calibri"/>
-                <w:color w:val="000000"/>
-                <w:sz w:val="17"/>
-              </w:rPr>
-              <w:t>Major dimensions are missing; map is primarily a company description or unsupported assertion.</w:t>
-            </w:r>
-          </w:p>
-        </w:tc>
-        <w:tc>
-          <w:tcPr>
-            <w:tcW w:type="dxa" w:w="1260"/>
-            <w:tcMar>
-              <w:top w:w="80" w:type="dxa"/>
-              <w:start w:w="120" w:type="dxa"/>
-              <w:bottom w:w="80" w:type="dxa"/>
-              <w:end w:w="120" w:type="dxa"/>
-            </w:tcMar>
-            <w:vAlign w:val="center"/>
-          </w:tcPr>
-          <w:p>
-            <w:pPr>
-              <w:spacing w:before="0" w:after="40" w:line="252" w:lineRule="auto"/>
-              <w:jc w:val="center"/>
-            </w:pPr>
-            <w:r/>
-            <w:r>
-              <w:rPr>
-                <w:rFonts w:ascii="Calibri" w:hAnsi="Calibri"/>
-                <w:color w:val="000000"/>
-                <w:sz w:val="17"/>
-              </w:rPr>
-              <w:t>1.00</w:t>
             </w:r>
           </w:p>
         </w:tc>
@@ -467,142 +285,59 @@
         </w:trPr>
         <w:tc>
           <w:tcPr>
-            <w:tcW w:type="dxa" w:w="1450"/>
-            <w:shd w:fill="F7F3ED"/>
+            <w:tcW w:type="dxa" w:w="1900"/>
+            <w:shd w:fill="FAF8F3"/>
             <w:tcMar>
-              <w:top w:w="80" w:type="dxa"/>
+              <w:top w:w="100" w:type="dxa"/>
               <w:start w:w="120" w:type="dxa"/>
-              <w:bottom w:w="80" w:type="dxa"/>
+              <w:bottom w:w="100" w:type="dxa"/>
               <w:end w:w="120" w:type="dxa"/>
             </w:tcMar>
             <w:vAlign w:val="center"/>
           </w:tcPr>
           <w:p>
             <w:pPr>
-              <w:spacing w:before="0" w:after="40" w:line="252" w:lineRule="auto"/>
-              <w:jc w:val="left"/>
+              <w:spacing w:after="20" w:line="247" w:lineRule="auto"/>
             </w:pPr>
             <w:r/>
             <w:r>
               <w:rPr>
-                <w:rFonts w:ascii="Calibri" w:hAnsi="Calibri"/>
-                <w:b/>
-                <w:color w:val="000000"/>
-                <w:sz w:val="17"/>
+                <w:rFonts w:ascii="Aptos" w:hAnsi="Aptos"/>
+                <w:b w:val="0"/>
+                <w:i w:val="0"/>
+                <w:color w:val="1A1F2C"/>
+                <w:sz w:val="18"/>
               </w:rPr>
-              <w:t>Revenue history and comparability</w:t>
+              <w:t>Developing / partial</w:t>
             </w:r>
           </w:p>
         </w:tc>
         <w:tc>
           <w:tcPr>
-            <w:tcW w:type="dxa" w:w="2700"/>
-            <w:shd w:fill="F7F3ED"/>
+            <w:tcW w:type="dxa" w:w="7460"/>
+            <w:shd w:fill="FAF8F3"/>
             <w:tcMar>
-              <w:top w:w="80" w:type="dxa"/>
+              <w:top w:w="100" w:type="dxa"/>
               <w:start w:w="120" w:type="dxa"/>
-              <w:bottom w:w="80" w:type="dxa"/>
+              <w:bottom w:w="100" w:type="dxa"/>
               <w:end w:w="120" w:type="dxa"/>
             </w:tcMar>
             <w:vAlign w:val="center"/>
           </w:tcPr>
           <w:p>
             <w:pPr>
-              <w:spacing w:before="0" w:after="40" w:line="252" w:lineRule="auto"/>
-              <w:jc w:val="left"/>
+              <w:spacing w:after="20" w:line="247" w:lineRule="auto"/>
             </w:pPr>
             <w:r/>
             <w:r>
               <w:rPr>
-                <w:rFonts w:ascii="Calibri" w:hAnsi="Calibri"/>
-                <w:color w:val="000000"/>
-                <w:sz w:val="17"/>
+                <w:rFonts w:ascii="Aptos" w:hAnsi="Aptos"/>
+                <w:b w:val="0"/>
+                <w:i w:val="0"/>
+                <w:color w:val="1A1F2C"/>
+                <w:sz w:val="18"/>
               </w:rPr>
-              <w:t>Three to five fiscal years of total and material segment/business-line revenue use clear currency, units, definitions, periods, sources, growth, and reconciliation; reporting changes are explained.</w:t>
-            </w:r>
-          </w:p>
-        </w:tc>
-        <w:tc>
-          <w:tcPr>
-            <w:tcW w:type="dxa" w:w="2350"/>
-            <w:shd w:fill="F7F3ED"/>
-            <w:tcMar>
-              <w:top w:w="80" w:type="dxa"/>
-              <w:start w:w="120" w:type="dxa"/>
-              <w:bottom w:w="80" w:type="dxa"/>
-              <w:end w:w="120" w:type="dxa"/>
-            </w:tcMar>
-            <w:vAlign w:val="center"/>
-          </w:tcPr>
-          <w:p>
-            <w:pPr>
-              <w:spacing w:before="0" w:after="40" w:line="252" w:lineRule="auto"/>
-              <w:jc w:val="left"/>
-            </w:pPr>
-            <w:r/>
-            <w:r>
-              <w:rPr>
-                <w:rFonts w:ascii="Calibri" w:hAnsi="Calibri"/>
-                <w:color w:val="000000"/>
-                <w:sz w:val="17"/>
-              </w:rPr>
-              <w:t>History is present but a period, segment, definition, growth calculation, reconciliation, or comparability explanation is incomplete.</w:t>
-            </w:r>
-          </w:p>
-        </w:tc>
-        <w:tc>
-          <w:tcPr>
-            <w:tcW w:type="dxa" w:w="1600"/>
-            <w:shd w:fill="F7F3ED"/>
-            <w:tcMar>
-              <w:top w:w="80" w:type="dxa"/>
-              <w:start w:w="120" w:type="dxa"/>
-              <w:bottom w:w="80" w:type="dxa"/>
-              <w:end w:w="120" w:type="dxa"/>
-            </w:tcMar>
-            <w:vAlign w:val="center"/>
-          </w:tcPr>
-          <w:p>
-            <w:pPr>
-              <w:spacing w:before="0" w:after="40" w:line="252" w:lineRule="auto"/>
-              <w:jc w:val="left"/>
-            </w:pPr>
-            <w:r/>
-            <w:r>
-              <w:rPr>
-                <w:rFonts w:ascii="Calibri" w:hAnsi="Calibri"/>
-                <w:color w:val="000000"/>
-                <w:sz w:val="17"/>
-              </w:rPr>
-              <w:t>Fewer than three usable years; total/segment evidence is absent or unsupported; figures cannot be traced.</w:t>
-            </w:r>
-          </w:p>
-        </w:tc>
-        <w:tc>
-          <w:tcPr>
-            <w:tcW w:type="dxa" w:w="1260"/>
-            <w:shd w:fill="F7F3ED"/>
-            <w:tcMar>
-              <w:top w:w="80" w:type="dxa"/>
-              <w:start w:w="120" w:type="dxa"/>
-              <w:bottom w:w="80" w:type="dxa"/>
-              <w:end w:w="120" w:type="dxa"/>
-            </w:tcMar>
-            <w:vAlign w:val="center"/>
-          </w:tcPr>
-          <w:p>
-            <w:pPr>
-              <w:spacing w:before="0" w:after="40" w:line="252" w:lineRule="auto"/>
-              <w:jc w:val="center"/>
-            </w:pPr>
-            <w:r/>
-            <w:r>
-              <w:rPr>
-                <w:rFonts w:ascii="Calibri" w:hAnsi="Calibri"/>
-                <w:color w:val="000000"/>
-                <w:sz w:val="17"/>
-              </w:rPr>
-              <w:t>1.25</w:t>
+              <w:t>One or two dimensions are generic, incomplete, weakly sourced, or not connected to how sales are generated.</w:t>
             </w:r>
           </w:p>
         </w:tc>
@@ -613,137 +348,154 @@
         </w:trPr>
         <w:tc>
           <w:tcPr>
-            <w:tcW w:type="dxa" w:w="1450"/>
+            <w:tcW w:type="dxa" w:w="1900"/>
             <w:tcMar>
-              <w:top w:w="80" w:type="dxa"/>
+              <w:top w:w="100" w:type="dxa"/>
               <w:start w:w="120" w:type="dxa"/>
-              <w:bottom w:w="80" w:type="dxa"/>
+              <w:bottom w:w="100" w:type="dxa"/>
               <w:end w:w="120" w:type="dxa"/>
             </w:tcMar>
             <w:vAlign w:val="center"/>
           </w:tcPr>
           <w:p>
             <w:pPr>
-              <w:spacing w:before="0" w:after="40" w:line="252" w:lineRule="auto"/>
-              <w:jc w:val="left"/>
+              <w:spacing w:after="20" w:line="247" w:lineRule="auto"/>
             </w:pPr>
             <w:r/>
             <w:r>
               <w:rPr>
-                <w:rFonts w:ascii="Calibri" w:hAnsi="Calibri"/>
-                <w:b/>
-                <w:color w:val="000000"/>
-                <w:sz w:val="17"/>
+                <w:rFonts w:ascii="Aptos" w:hAnsi="Aptos"/>
+                <w:b w:val="0"/>
+                <w:i w:val="0"/>
+                <w:color w:val="1A1F2C"/>
+                <w:sz w:val="18"/>
               </w:rPr>
-              <w:t>Driver decomposition</w:t>
+              <w:t>Missing / unusable</w:t>
             </w:r>
           </w:p>
         </w:tc>
         <w:tc>
           <w:tcPr>
-            <w:tcW w:type="dxa" w:w="2700"/>
+            <w:tcW w:type="dxa" w:w="7460"/>
             <w:tcMar>
-              <w:top w:w="80" w:type="dxa"/>
+              <w:top w:w="100" w:type="dxa"/>
               <w:start w:w="120" w:type="dxa"/>
-              <w:bottom w:w="80" w:type="dxa"/>
+              <w:bottom w:w="100" w:type="dxa"/>
               <w:end w:w="120" w:type="dxa"/>
             </w:tcMar>
             <w:vAlign w:val="center"/>
           </w:tcPr>
           <w:p>
             <w:pPr>
-              <w:spacing w:before="0" w:after="40" w:line="252" w:lineRule="auto"/>
-              <w:jc w:val="left"/>
+              <w:spacing w:after="20" w:line="247" w:lineRule="auto"/>
             </w:pPr>
             <w:r/>
             <w:r>
               <w:rPr>
-                <w:rFonts w:ascii="Calibri" w:hAnsi="Calibri"/>
-                <w:color w:val="000000"/>
-                <w:sz w:val="17"/>
+                <w:rFonts w:ascii="Aptos" w:hAnsi="Aptos"/>
+                <w:b w:val="0"/>
+                <w:i w:val="0"/>
+                <w:color w:val="1A1F2C"/>
+                <w:sz w:val="18"/>
               </w:rPr>
-              <w:t>Three to six company-relevant drivers explain what changed; quantified and directional evidence are distinguished; durable, temporary, acquisition, accounting, and macro effects are separated where relevant.</w:t>
+              <w:t>Major dimensions are missing; the map is primarily a company description or unsupported assertion.</w:t>
             </w:r>
           </w:p>
         </w:tc>
+      </w:tr>
+    </w:tbl>
+    <w:p>
+      <w:pPr>
+        <w:spacing w:after="20"/>
+      </w:pPr>
+    </w:p>
+    <w:p>
+      <w:r>
+        <w:br w:type="page"/>
+      </w:r>
+    </w:p>
+    <w:p>
+      <w:pPr>
+        <w:pStyle w:val="Heading1"/>
+        <w:keepNext/>
+      </w:pPr>
+      <w:r>
+        <w:t>2. Revenue history and comparability - 1.25 points</w:t>
+      </w:r>
+    </w:p>
+    <w:tbl>
+      <w:tblPr>
+        <w:tblStyle w:val="TableGrid"/>
+        <w:tblW w:type="dxa" w:w="9360"/>
+        <w:jc w:val="left"/>
+        <w:tblLayout w:type="fixed"/>
+        <w:tblLook w:firstColumn="1" w:firstRow="1" w:lastColumn="0" w:lastRow="0" w:noHBand="0" w:noVBand="1" w:val="04A0"/>
+        <w:tblInd w:w="120" w:type="dxa"/>
+      </w:tblPr>
+      <w:tblGrid>
+        <w:gridCol w:w="1900"/>
+        <w:gridCol w:w="7460"/>
+      </w:tblGrid>
+      <w:tr>
+        <w:trPr>
+          <w:tblHeader w:val="true"/>
+          <w:cantSplit/>
+        </w:trPr>
         <w:tc>
           <w:tcPr>
-            <w:tcW w:type="dxa" w:w="2350"/>
+            <w:tcW w:type="dxa" w:w="1900"/>
+            <w:shd w:fill="EDF3F7"/>
             <w:tcMar>
-              <w:top w:w="80" w:type="dxa"/>
+              <w:top w:w="100" w:type="dxa"/>
               <w:start w:w="120" w:type="dxa"/>
-              <w:bottom w:w="80" w:type="dxa"/>
+              <w:bottom w:w="100" w:type="dxa"/>
               <w:end w:w="120" w:type="dxa"/>
             </w:tcMar>
             <w:vAlign w:val="center"/>
           </w:tcPr>
           <w:p>
             <w:pPr>
-              <w:spacing w:before="0" w:after="40" w:line="252" w:lineRule="auto"/>
-              <w:jc w:val="left"/>
+              <w:spacing w:after="20" w:line="247" w:lineRule="auto"/>
             </w:pPr>
             <w:r/>
             <w:r>
               <w:rPr>
-                <w:rFonts w:ascii="Calibri" w:hAnsi="Calibri"/>
-                <w:color w:val="000000"/>
-                <w:sz w:val="17"/>
+                <w:rFonts w:ascii="Aptos" w:hAnsi="Aptos"/>
+                <w:b/>
+                <w:i w:val="0"/>
+                <w:color w:val="152536"/>
+                <w:sz w:val="18"/>
               </w:rPr>
-              <w:t>Drivers are plausible but generic, incompletely evidenced, over-reliant on narrative, or weakly connected to forecast implications.</w:t>
+              <w:t>Performance level</w:t>
             </w:r>
           </w:p>
         </w:tc>
         <w:tc>
           <w:tcPr>
-            <w:tcW w:type="dxa" w:w="1600"/>
+            <w:tcW w:type="dxa" w:w="7460"/>
+            <w:shd w:fill="EDF3F7"/>
             <w:tcMar>
-              <w:top w:w="80" w:type="dxa"/>
+              <w:top w:w="100" w:type="dxa"/>
               <w:start w:w="120" w:type="dxa"/>
-              <w:bottom w:w="80" w:type="dxa"/>
+              <w:bottom w:w="100" w:type="dxa"/>
               <w:end w:w="120" w:type="dxa"/>
             </w:tcMar>
             <w:vAlign w:val="center"/>
           </w:tcPr>
           <w:p>
             <w:pPr>
-              <w:spacing w:before="0" w:after="40" w:line="252" w:lineRule="auto"/>
-              <w:jc w:val="left"/>
+              <w:spacing w:after="20" w:line="247" w:lineRule="auto"/>
             </w:pPr>
             <w:r/>
             <w:r>
               <w:rPr>
-                <w:rFonts w:ascii="Calibri" w:hAnsi="Calibri"/>
-                <w:color w:val="000000"/>
-                <w:sz w:val="17"/>
+                <w:rFonts w:ascii="Aptos" w:hAnsi="Aptos"/>
+                <w:b/>
+                <w:i w:val="0"/>
+                <w:color w:val="152536"/>
+                <w:sz w:val="18"/>
               </w:rPr>
-              <w:t>No meaningful decomposition; invented bridge amounts; unexplained total-growth assumption substitutes for operating drivers.</w:t>
-            </w:r>
-          </w:p>
-        </w:tc>
-        <w:tc>
-          <w:tcPr>
-            <w:tcW w:type="dxa" w:w="1260"/>
-            <w:tcMar>
-              <w:top w:w="80" w:type="dxa"/>
-              <w:start w:w="120" w:type="dxa"/>
-              <w:bottom w:w="80" w:type="dxa"/>
-              <w:end w:w="120" w:type="dxa"/>
-            </w:tcMar>
-            <w:vAlign w:val="center"/>
-          </w:tcPr>
-          <w:p>
-            <w:pPr>
-              <w:spacing w:before="0" w:after="40" w:line="252" w:lineRule="auto"/>
-              <w:jc w:val="center"/>
-            </w:pPr>
-            <w:r/>
-            <w:r>
-              <w:rPr>
-                <w:rFonts w:ascii="Calibri" w:hAnsi="Calibri"/>
-                <w:color w:val="000000"/>
-                <w:sz w:val="17"/>
-              </w:rPr>
-              <w:t>1.25</w:t>
+              <w:t>Evidence description</w:t>
             </w:r>
           </w:p>
         </w:tc>
@@ -754,142 +506,57 @@
         </w:trPr>
         <w:tc>
           <w:tcPr>
-            <w:tcW w:type="dxa" w:w="1450"/>
-            <w:shd w:fill="F7F3ED"/>
+            <w:tcW w:type="dxa" w:w="1900"/>
             <w:tcMar>
-              <w:top w:w="80" w:type="dxa"/>
+              <w:top w:w="100" w:type="dxa"/>
               <w:start w:w="120" w:type="dxa"/>
-              <w:bottom w:w="80" w:type="dxa"/>
+              <w:bottom w:w="100" w:type="dxa"/>
               <w:end w:w="120" w:type="dxa"/>
             </w:tcMar>
             <w:vAlign w:val="center"/>
           </w:tcPr>
           <w:p>
             <w:pPr>
-              <w:spacing w:before="0" w:after="40" w:line="252" w:lineRule="auto"/>
-              <w:jc w:val="left"/>
+              <w:spacing w:after="20" w:line="247" w:lineRule="auto"/>
             </w:pPr>
             <w:r/>
             <w:r>
               <w:rPr>
-                <w:rFonts w:ascii="Calibri" w:hAnsi="Calibri"/>
-                <w:b/>
-                <w:color w:val="000000"/>
-                <w:sz w:val="17"/>
+                <w:rFonts w:ascii="Aptos" w:hAnsi="Aptos"/>
+                <w:b w:val="0"/>
+                <w:i w:val="0"/>
+                <w:color w:val="1A1F2C"/>
+                <w:sz w:val="18"/>
               </w:rPr>
-              <w:t>Industry, competitors, peers, and market share</w:t>
+              <w:t>Full credit</w:t>
             </w:r>
           </w:p>
         </w:tc>
         <w:tc>
           <w:tcPr>
-            <w:tcW w:type="dxa" w:w="2700"/>
-            <w:shd w:fill="F7F3ED"/>
+            <w:tcW w:type="dxa" w:w="7460"/>
             <w:tcMar>
-              <w:top w:w="80" w:type="dxa"/>
+              <w:top w:w="100" w:type="dxa"/>
               <w:start w:w="120" w:type="dxa"/>
-              <w:bottom w:w="80" w:type="dxa"/>
+              <w:bottom w:w="100" w:type="dxa"/>
               <w:end w:w="120" w:type="dxa"/>
             </w:tcMar>
             <w:vAlign w:val="center"/>
           </w:tcPr>
           <w:p>
             <w:pPr>
-              <w:spacing w:before="0" w:after="40" w:line="252" w:lineRule="auto"/>
-              <w:jc w:val="left"/>
+              <w:spacing w:after="20" w:line="247" w:lineRule="auto"/>
             </w:pPr>
             <w:r/>
             <w:r>
               <w:rPr>
-                <w:rFonts w:ascii="Calibri" w:hAnsi="Calibri"/>
-                <w:color w:val="000000"/>
-                <w:sz w:val="17"/>
+                <w:rFonts w:ascii="Aptos" w:hAnsi="Aptos"/>
+                <w:b w:val="0"/>
+                <w:i w:val="0"/>
+                <w:color w:val="1A1F2C"/>
+                <w:sz w:val="18"/>
               </w:rPr>
-              <w:t>Demand conditions, competitors, defensible peer group, comparable peer growth, and supportable market-share context distinguish company-specific from industry effects; limitations are explicit.</w:t>
-            </w:r>
-          </w:p>
-        </w:tc>
-        <w:tc>
-          <w:tcPr>
-            <w:tcW w:type="dxa" w:w="2350"/>
-            <w:shd w:fill="F7F3ED"/>
-            <w:tcMar>
-              <w:top w:w="80" w:type="dxa"/>
-              <w:start w:w="120" w:type="dxa"/>
-              <w:bottom w:w="80" w:type="dxa"/>
-              <w:end w:w="120" w:type="dxa"/>
-            </w:tcMar>
-            <w:vAlign w:val="center"/>
-          </w:tcPr>
-          <w:p>
-            <w:pPr>
-              <w:spacing w:before="0" w:after="40" w:line="252" w:lineRule="auto"/>
-              <w:jc w:val="left"/>
-            </w:pPr>
-            <w:r/>
-            <w:r>
-              <w:rPr>
-                <w:rFonts w:ascii="Calibri" w:hAnsi="Calibri"/>
-                <w:color w:val="000000"/>
-                <w:sz w:val="17"/>
-              </w:rPr>
-              <w:t>Context is present but peers, periods, definitions, comparability, or market-share limitations are weak.</w:t>
-            </w:r>
-          </w:p>
-        </w:tc>
-        <w:tc>
-          <w:tcPr>
-            <w:tcW w:type="dxa" w:w="1600"/>
-            <w:shd w:fill="F7F3ED"/>
-            <w:tcMar>
-              <w:top w:w="80" w:type="dxa"/>
-              <w:start w:w="120" w:type="dxa"/>
-              <w:bottom w:w="80" w:type="dxa"/>
-              <w:end w:w="120" w:type="dxa"/>
-            </w:tcMar>
-            <w:vAlign w:val="center"/>
-          </w:tcPr>
-          <w:p>
-            <w:pPr>
-              <w:spacing w:before="0" w:after="40" w:line="252" w:lineRule="auto"/>
-              <w:jc w:val="left"/>
-            </w:pPr>
-            <w:r/>
-            <w:r>
-              <w:rPr>
-                <w:rFonts w:ascii="Calibri" w:hAnsi="Calibri"/>
-                <w:color w:val="000000"/>
-                <w:sz w:val="17"/>
-              </w:rPr>
-              <w:t>Context is missing, peer group is unexplained, or unsupported market-share claims are used.</w:t>
-            </w:r>
-          </w:p>
-        </w:tc>
-        <w:tc>
-          <w:tcPr>
-            <w:tcW w:type="dxa" w:w="1260"/>
-            <w:shd w:fill="F7F3ED"/>
-            <w:tcMar>
-              <w:top w:w="80" w:type="dxa"/>
-              <w:start w:w="120" w:type="dxa"/>
-              <w:bottom w:w="80" w:type="dxa"/>
-              <w:end w:w="120" w:type="dxa"/>
-            </w:tcMar>
-            <w:vAlign w:val="center"/>
-          </w:tcPr>
-          <w:p>
-            <w:pPr>
-              <w:spacing w:before="0" w:after="40" w:line="252" w:lineRule="auto"/>
-              <w:jc w:val="center"/>
-            </w:pPr>
-            <w:r/>
-            <w:r>
-              <w:rPr>
-                <w:rFonts w:ascii="Calibri" w:hAnsi="Calibri"/>
-                <w:color w:val="000000"/>
-                <w:sz w:val="17"/>
-              </w:rPr>
-              <w:t>1.00</w:t>
+              <w:t>Three to five fiscal years of total and material segment or business-line revenue use clear currency, units, definitions, periods, sources, growth, and reconciliation; reporting changes are explained.</w:t>
             </w:r>
           </w:p>
         </w:tc>
@@ -900,137 +567,59 @@
         </w:trPr>
         <w:tc>
           <w:tcPr>
-            <w:tcW w:type="dxa" w:w="1450"/>
+            <w:tcW w:type="dxa" w:w="1900"/>
+            <w:shd w:fill="FAF8F3"/>
             <w:tcMar>
-              <w:top w:w="80" w:type="dxa"/>
+              <w:top w:w="100" w:type="dxa"/>
               <w:start w:w="120" w:type="dxa"/>
-              <w:bottom w:w="80" w:type="dxa"/>
+              <w:bottom w:w="100" w:type="dxa"/>
               <w:end w:w="120" w:type="dxa"/>
             </w:tcMar>
             <w:vAlign w:val="center"/>
           </w:tcPr>
           <w:p>
             <w:pPr>
-              <w:spacing w:before="0" w:after="40" w:line="252" w:lineRule="auto"/>
-              <w:jc w:val="left"/>
+              <w:spacing w:after="20" w:line="247" w:lineRule="auto"/>
             </w:pPr>
             <w:r/>
             <w:r>
               <w:rPr>
-                <w:rFonts w:ascii="Calibri" w:hAnsi="Calibri"/>
-                <w:b/>
-                <w:color w:val="000000"/>
-                <w:sz w:val="17"/>
+                <w:rFonts w:ascii="Aptos" w:hAnsi="Aptos"/>
+                <w:b w:val="0"/>
+                <w:i w:val="0"/>
+                <w:color w:val="1A1F2C"/>
+                <w:sz w:val="18"/>
               </w:rPr>
-              <w:t>Leading indicators and revenue risks</w:t>
+              <w:t>Developing / partial</w:t>
             </w:r>
           </w:p>
         </w:tc>
         <w:tc>
           <w:tcPr>
-            <w:tcW w:type="dxa" w:w="2700"/>
+            <w:tcW w:type="dxa" w:w="7460"/>
+            <w:shd w:fill="FAF8F3"/>
             <w:tcMar>
-              <w:top w:w="80" w:type="dxa"/>
+              <w:top w:w="100" w:type="dxa"/>
               <w:start w:w="120" w:type="dxa"/>
-              <w:bottom w:w="80" w:type="dxa"/>
+              <w:bottom w:w="100" w:type="dxa"/>
               <w:end w:w="120" w:type="dxa"/>
             </w:tcMar>
             <w:vAlign w:val="center"/>
           </w:tcPr>
           <w:p>
             <w:pPr>
-              <w:spacing w:before="0" w:after="40" w:line="252" w:lineRule="auto"/>
-              <w:jc w:val="left"/>
+              <w:spacing w:after="20" w:line="247" w:lineRule="auto"/>
             </w:pPr>
             <w:r/>
             <w:r>
               <w:rPr>
-                <w:rFonts w:ascii="Calibri" w:hAnsi="Calibri"/>
-                <w:color w:val="000000"/>
-                <w:sz w:val="17"/>
+                <w:rFonts w:ascii="Aptos" w:hAnsi="Aptos"/>
+                <w:b w:val="0"/>
+                <w:i w:val="0"/>
+                <w:color w:val="1A1F2C"/>
+                <w:sz w:val="18"/>
               </w:rPr>
-              <w:t>Four to six indicators and three to five principal risks address concentrations, seasonality, capacity constraints, and triggers; each connects to evidence and a forecast/decision use.</w:t>
-            </w:r>
-          </w:p>
-        </w:tc>
-        <w:tc>
-          <w:tcPr>
-            <w:tcW w:type="dxa" w:w="2350"/>
-            <w:tcMar>
-              <w:top w:w="80" w:type="dxa"/>
-              <w:start w:w="120" w:type="dxa"/>
-              <w:bottom w:w="80" w:type="dxa"/>
-              <w:end w:w="120" w:type="dxa"/>
-            </w:tcMar>
-            <w:vAlign w:val="center"/>
-          </w:tcPr>
-          <w:p>
-            <w:pPr>
-              <w:spacing w:before="0" w:after="40" w:line="252" w:lineRule="auto"/>
-              <w:jc w:val="left"/>
-            </w:pPr>
-            <w:r/>
-            <w:r>
-              <w:rPr>
-                <w:rFonts w:ascii="Calibri" w:hAnsi="Calibri"/>
-                <w:color w:val="000000"/>
-                <w:sz w:val="17"/>
-              </w:rPr>
-              <w:t>Some indicators or risks are generic, missing a source/trigger, or disconnected from the forecast and CFO decision.</w:t>
-            </w:r>
-          </w:p>
-        </w:tc>
-        <w:tc>
-          <w:tcPr>
-            <w:tcW w:type="dxa" w:w="1600"/>
-            <w:tcMar>
-              <w:top w:w="80" w:type="dxa"/>
-              <w:start w:w="120" w:type="dxa"/>
-              <w:bottom w:w="80" w:type="dxa"/>
-              <w:end w:w="120" w:type="dxa"/>
-            </w:tcMar>
-            <w:vAlign w:val="center"/>
-          </w:tcPr>
-          <w:p>
-            <w:pPr>
-              <w:spacing w:before="0" w:after="40" w:line="252" w:lineRule="auto"/>
-              <w:jc w:val="left"/>
-            </w:pPr>
-            <w:r/>
-            <w:r>
-              <w:rPr>
-                <w:rFonts w:ascii="Calibri" w:hAnsi="Calibri"/>
-                <w:color w:val="000000"/>
-                <w:sz w:val="17"/>
-              </w:rPr>
-              <w:t>Indicators/risks are absent, copied from generic risk language, or not usable for monitoring.</w:t>
-            </w:r>
-          </w:p>
-        </w:tc>
-        <w:tc>
-          <w:tcPr>
-            <w:tcW w:type="dxa" w:w="1260"/>
-            <w:tcMar>
-              <w:top w:w="80" w:type="dxa"/>
-              <w:start w:w="120" w:type="dxa"/>
-              <w:bottom w:w="80" w:type="dxa"/>
-              <w:end w:w="120" w:type="dxa"/>
-            </w:tcMar>
-            <w:vAlign w:val="center"/>
-          </w:tcPr>
-          <w:p>
-            <w:pPr>
-              <w:spacing w:before="0" w:after="40" w:line="252" w:lineRule="auto"/>
-              <w:jc w:val="center"/>
-            </w:pPr>
-            <w:r/>
-            <w:r>
-              <w:rPr>
-                <w:rFonts w:ascii="Calibri" w:hAnsi="Calibri"/>
-                <w:color w:val="000000"/>
-                <w:sz w:val="17"/>
-              </w:rPr>
-              <w:t>1.00</w:t>
+              <w:t>History is present, but a period, segment, definition, growth calculation, reconciliation, or comparability explanation is incomplete.</w:t>
             </w:r>
           </w:p>
         </w:tc>
@@ -1041,142 +630,154 @@
         </w:trPr>
         <w:tc>
           <w:tcPr>
-            <w:tcW w:type="dxa" w:w="1450"/>
-            <w:shd w:fill="F7F3ED"/>
+            <w:tcW w:type="dxa" w:w="1900"/>
             <w:tcMar>
-              <w:top w:w="80" w:type="dxa"/>
+              <w:top w:w="100" w:type="dxa"/>
               <w:start w:w="120" w:type="dxa"/>
-              <w:bottom w:w="80" w:type="dxa"/>
+              <w:bottom w:w="100" w:type="dxa"/>
               <w:end w:w="120" w:type="dxa"/>
             </w:tcMar>
             <w:vAlign w:val="center"/>
           </w:tcPr>
           <w:p>
             <w:pPr>
-              <w:spacing w:before="0" w:after="40" w:line="252" w:lineRule="auto"/>
-              <w:jc w:val="left"/>
+              <w:spacing w:after="20" w:line="247" w:lineRule="auto"/>
             </w:pPr>
             <w:r/>
             <w:r>
               <w:rPr>
-                <w:rFonts w:ascii="Calibri" w:hAnsi="Calibri"/>
-                <w:b/>
-                <w:color w:val="000000"/>
-                <w:sz w:val="17"/>
+                <w:rFonts w:ascii="Aptos" w:hAnsi="Aptos"/>
+                <w:b w:val="0"/>
+                <w:i w:val="0"/>
+                <w:color w:val="1A1F2C"/>
+                <w:sz w:val="18"/>
               </w:rPr>
-              <w:t>Testable revenue hypothesis</w:t>
+              <w:t>Missing / unusable</w:t>
             </w:r>
           </w:p>
         </w:tc>
         <w:tc>
           <w:tcPr>
-            <w:tcW w:type="dxa" w:w="2700"/>
-            <w:shd w:fill="F7F3ED"/>
+            <w:tcW w:type="dxa" w:w="7460"/>
             <w:tcMar>
-              <w:top w:w="80" w:type="dxa"/>
+              <w:top w:w="100" w:type="dxa"/>
               <w:start w:w="120" w:type="dxa"/>
-              <w:bottom w:w="80" w:type="dxa"/>
+              <w:bottom w:w="100" w:type="dxa"/>
               <w:end w:w="120" w:type="dxa"/>
             </w:tcMar>
             <w:vAlign w:val="center"/>
           </w:tcPr>
           <w:p>
             <w:pPr>
-              <w:spacing w:before="0" w:after="40" w:line="252" w:lineRule="auto"/>
-              <w:jc w:val="left"/>
+              <w:spacing w:after="20" w:line="247" w:lineRule="auto"/>
             </w:pPr>
             <w:r/>
             <w:r>
               <w:rPr>
-                <w:rFonts w:ascii="Calibri" w:hAnsi="Calibri"/>
-                <w:color w:val="000000"/>
-                <w:sz w:val="17"/>
+                <w:rFonts w:ascii="Aptos" w:hAnsi="Aptos"/>
+                <w:b w:val="0"/>
+                <w:i w:val="0"/>
+                <w:color w:val="1A1F2C"/>
+                <w:sz w:val="18"/>
               </w:rPr>
-              <w:t>One specific claim names mechanism, directional effect, period, supporting evidence, falsification evidence, and an alternative explanation; no unsupported precision.</w:t>
+              <w:t>Fewer than three usable years are provided; total or segment evidence is absent or unsupported; or figures cannot be traced.</w:t>
             </w:r>
           </w:p>
         </w:tc>
+      </w:tr>
+    </w:tbl>
+    <w:p>
+      <w:pPr>
+        <w:spacing w:after="20"/>
+      </w:pPr>
+    </w:p>
+    <w:p>
+      <w:r>
+        <w:br w:type="page"/>
+      </w:r>
+    </w:p>
+    <w:p>
+      <w:pPr>
+        <w:pStyle w:val="Heading1"/>
+        <w:keepNext/>
+      </w:pPr>
+      <w:r>
+        <w:t>3. Driver decomposition - 1.25 points</w:t>
+      </w:r>
+    </w:p>
+    <w:tbl>
+      <w:tblPr>
+        <w:tblStyle w:val="TableGrid"/>
+        <w:tblW w:type="dxa" w:w="9360"/>
+        <w:jc w:val="left"/>
+        <w:tblLayout w:type="fixed"/>
+        <w:tblLook w:firstColumn="1" w:firstRow="1" w:lastColumn="0" w:lastRow="0" w:noHBand="0" w:noVBand="1" w:val="04A0"/>
+        <w:tblInd w:w="120" w:type="dxa"/>
+      </w:tblPr>
+      <w:tblGrid>
+        <w:gridCol w:w="1900"/>
+        <w:gridCol w:w="7460"/>
+      </w:tblGrid>
+      <w:tr>
+        <w:trPr>
+          <w:tblHeader w:val="true"/>
+          <w:cantSplit/>
+        </w:trPr>
         <w:tc>
           <w:tcPr>
-            <w:tcW w:type="dxa" w:w="2350"/>
-            <w:shd w:fill="F7F3ED"/>
+            <w:tcW w:type="dxa" w:w="1900"/>
+            <w:shd w:fill="EDF3F7"/>
             <w:tcMar>
-              <w:top w:w="80" w:type="dxa"/>
+              <w:top w:w="100" w:type="dxa"/>
               <w:start w:w="120" w:type="dxa"/>
-              <w:bottom w:w="80" w:type="dxa"/>
+              <w:bottom w:w="100" w:type="dxa"/>
               <w:end w:w="120" w:type="dxa"/>
             </w:tcMar>
             <w:vAlign w:val="center"/>
           </w:tcPr>
           <w:p>
             <w:pPr>
-              <w:spacing w:before="0" w:after="40" w:line="252" w:lineRule="auto"/>
-              <w:jc w:val="left"/>
+              <w:spacing w:after="20" w:line="247" w:lineRule="auto"/>
             </w:pPr>
             <w:r/>
             <w:r>
               <w:rPr>
-                <w:rFonts w:ascii="Calibri" w:hAnsi="Calibri"/>
-                <w:color w:val="000000"/>
-                <w:sz w:val="17"/>
+                <w:rFonts w:ascii="Aptos" w:hAnsi="Aptos"/>
+                <w:b/>
+                <w:i w:val="0"/>
+                <w:color w:val="152536"/>
+                <w:sz w:val="18"/>
               </w:rPr>
-              <w:t>Claim is relevant but broad, weakly causal, incompletely testable, or missing a period, falsifier, or alternative explanation.</w:t>
+              <w:t>Performance level</w:t>
             </w:r>
           </w:p>
         </w:tc>
         <w:tc>
           <w:tcPr>
-            <w:tcW w:type="dxa" w:w="1600"/>
-            <w:shd w:fill="F7F3ED"/>
+            <w:tcW w:type="dxa" w:w="7460"/>
+            <w:shd w:fill="EDF3F7"/>
             <w:tcMar>
-              <w:top w:w="80" w:type="dxa"/>
+              <w:top w:w="100" w:type="dxa"/>
               <w:start w:w="120" w:type="dxa"/>
-              <w:bottom w:w="80" w:type="dxa"/>
+              <w:bottom w:w="100" w:type="dxa"/>
               <w:end w:w="120" w:type="dxa"/>
             </w:tcMar>
             <w:vAlign w:val="center"/>
           </w:tcPr>
           <w:p>
             <w:pPr>
-              <w:spacing w:before="0" w:after="40" w:line="252" w:lineRule="auto"/>
-              <w:jc w:val="left"/>
+              <w:spacing w:after="20" w:line="247" w:lineRule="auto"/>
             </w:pPr>
             <w:r/>
             <w:r>
               <w:rPr>
-                <w:rFonts w:ascii="Calibri" w:hAnsi="Calibri"/>
-                <w:color w:val="000000"/>
-                <w:sz w:val="17"/>
+                <w:rFonts w:ascii="Aptos" w:hAnsi="Aptos"/>
+                <w:b/>
+                <w:i w:val="0"/>
+                <w:color w:val="152536"/>
+                <w:sz w:val="18"/>
               </w:rPr>
-              <w:t>Claim only predicts growth/decline, cannot be disproved, relies on valuation as the revenue cause, or uses invented facts.</w:t>
-            </w:r>
-          </w:p>
-        </w:tc>
-        <w:tc>
-          <w:tcPr>
-            <w:tcW w:type="dxa" w:w="1260"/>
-            <w:shd w:fill="F7F3ED"/>
-            <w:tcMar>
-              <w:top w:w="80" w:type="dxa"/>
-              <w:start w:w="120" w:type="dxa"/>
-              <w:bottom w:w="80" w:type="dxa"/>
-              <w:end w:w="120" w:type="dxa"/>
-            </w:tcMar>
-            <w:vAlign w:val="center"/>
-          </w:tcPr>
-          <w:p>
-            <w:pPr>
-              <w:spacing w:before="0" w:after="40" w:line="252" w:lineRule="auto"/>
-              <w:jc w:val="center"/>
-            </w:pPr>
-            <w:r/>
-            <w:r>
-              <w:rPr>
-                <w:rFonts w:ascii="Calibri" w:hAnsi="Calibri"/>
-                <w:color w:val="000000"/>
-                <w:sz w:val="17"/>
-              </w:rPr>
-              <w:t>1.25</w:t>
+              <w:t>Evidence description</w:t>
             </w:r>
           </w:p>
         </w:tc>
@@ -1187,137 +788,57 @@
         </w:trPr>
         <w:tc>
           <w:tcPr>
-            <w:tcW w:type="dxa" w:w="1450"/>
+            <w:tcW w:type="dxa" w:w="1900"/>
             <w:tcMar>
-              <w:top w:w="80" w:type="dxa"/>
+              <w:top w:w="100" w:type="dxa"/>
               <w:start w:w="120" w:type="dxa"/>
-              <w:bottom w:w="80" w:type="dxa"/>
+              <w:bottom w:w="100" w:type="dxa"/>
               <w:end w:w="120" w:type="dxa"/>
             </w:tcMar>
             <w:vAlign w:val="center"/>
           </w:tcPr>
           <w:p>
             <w:pPr>
-              <w:spacing w:before="0" w:after="40" w:line="252" w:lineRule="auto"/>
-              <w:jc w:val="left"/>
+              <w:spacing w:after="20" w:line="247" w:lineRule="auto"/>
             </w:pPr>
             <w:r/>
             <w:r>
               <w:rPr>
-                <w:rFonts w:ascii="Calibri" w:hAnsi="Calibri"/>
-                <w:b/>
-                <w:color w:val="000000"/>
-                <w:sz w:val="17"/>
+                <w:rFonts w:ascii="Aptos" w:hAnsi="Aptos"/>
+                <w:b w:val="0"/>
+                <w:i w:val="0"/>
+                <w:color w:val="1A1F2C"/>
+                <w:sz w:val="18"/>
               </w:rPr>
-              <w:t>Forecast, valuation, CFO, evidence, and challenge linkage</w:t>
+              <w:t>Full credit</w:t>
             </w:r>
           </w:p>
         </w:tc>
         <w:tc>
           <w:tcPr>
-            <w:tcW w:type="dxa" w:w="2700"/>
+            <w:tcW w:type="dxa" w:w="7460"/>
             <w:tcMar>
-              <w:top w:w="80" w:type="dxa"/>
+              <w:top w:w="100" w:type="dxa"/>
               <w:start w:w="120" w:type="dxa"/>
-              <w:bottom w:w="80" w:type="dxa"/>
+              <w:bottom w:w="100" w:type="dxa"/>
               <w:end w:w="120" w:type="dxa"/>
             </w:tcMar>
             <w:vAlign w:val="center"/>
           </w:tcPr>
           <w:p>
             <w:pPr>
-              <w:spacing w:before="0" w:after="40" w:line="252" w:lineRule="auto"/>
-              <w:jc w:val="left"/>
+              <w:spacing w:after="20" w:line="247" w:lineRule="auto"/>
             </w:pPr>
             <w:r/>
             <w:r>
               <w:rPr>
-                <w:rFonts w:ascii="Calibri" w:hAnsi="Calibri"/>
-                <w:color w:val="000000"/>
-                <w:sz w:val="17"/>
+                <w:rFonts w:ascii="Aptos" w:hAnsi="Aptos"/>
+                <w:b w:val="0"/>
+                <w:i w:val="0"/>
+                <w:color w:val="1A1F2C"/>
+                <w:sz w:val="18"/>
               </w:rPr>
-              <w:t>Base/upside/downside driver paths flow to later forecast and valuation channels and the approved CFO decision; evidence register is traceable; skeptical-CFO challenge is independently checked and judged by the student.</w:t>
-            </w:r>
-          </w:p>
-        </w:tc>
-        <w:tc>
-          <w:tcPr>
-            <w:tcW w:type="dxa" w:w="2350"/>
-            <w:tcMar>
-              <w:top w:w="80" w:type="dxa"/>
-              <w:start w:w="120" w:type="dxa"/>
-              <w:bottom w:w="80" w:type="dxa"/>
-              <w:end w:w="120" w:type="dxa"/>
-            </w:tcMar>
-            <w:vAlign w:val="center"/>
-          </w:tcPr>
-          <w:p>
-            <w:pPr>
-              <w:spacing w:before="0" w:after="40" w:line="252" w:lineRule="auto"/>
-              <w:jc w:val="left"/>
-            </w:pPr>
-            <w:r/>
-            <w:r>
-              <w:rPr>
-                <w:rFonts w:ascii="Calibri" w:hAnsi="Calibri"/>
-                <w:color w:val="000000"/>
-                <w:sz w:val="17"/>
-              </w:rPr>
-              <w:t>Linkage or challenge record is present but assumptions, decision triggers, source labels, verification, or student judgment are incomplete.</w:t>
-            </w:r>
-          </w:p>
-        </w:tc>
-        <w:tc>
-          <w:tcPr>
-            <w:tcW w:type="dxa" w:w="1600"/>
-            <w:tcMar>
-              <w:top w:w="80" w:type="dxa"/>
-              <w:start w:w="120" w:type="dxa"/>
-              <w:bottom w:w="80" w:type="dxa"/>
-              <w:end w:w="120" w:type="dxa"/>
-            </w:tcMar>
-            <w:vAlign w:val="center"/>
-          </w:tcPr>
-          <w:p>
-            <w:pPr>
-              <w:spacing w:before="0" w:after="40" w:line="252" w:lineRule="auto"/>
-              <w:jc w:val="left"/>
-            </w:pPr>
-            <w:r/>
-            <w:r>
-              <w:rPr>
-                <w:rFonts w:ascii="Calibri" w:hAnsi="Calibri"/>
-                <w:color w:val="000000"/>
-                <w:sz w:val="17"/>
-              </w:rPr>
-              <w:t>Scenarios are disconnected from the hypothesis; evidence register is unusable; AI output is treated as a source; or challenge/judgment is missing.</w:t>
-            </w:r>
-          </w:p>
-        </w:tc>
-        <w:tc>
-          <w:tcPr>
-            <w:tcW w:type="dxa" w:w="1260"/>
-            <w:tcMar>
-              <w:top w:w="80" w:type="dxa"/>
-              <w:start w:w="120" w:type="dxa"/>
-              <w:bottom w:w="80" w:type="dxa"/>
-              <w:end w:w="120" w:type="dxa"/>
-            </w:tcMar>
-            <w:vAlign w:val="center"/>
-          </w:tcPr>
-          <w:p>
-            <w:pPr>
-              <w:spacing w:before="0" w:after="40" w:line="252" w:lineRule="auto"/>
-              <w:jc w:val="center"/>
-            </w:pPr>
-            <w:r/>
-            <w:r>
-              <w:rPr>
-                <w:rFonts w:ascii="Calibri" w:hAnsi="Calibri"/>
-                <w:color w:val="000000"/>
-                <w:sz w:val="17"/>
-              </w:rPr>
-              <w:t>1.25</w:t>
+              <w:t>Three to six company-relevant drivers explain what changed; quantified and directional evidence are distinguished; and durable, temporary, acquisition, accounting, and macro effects are separated where relevant.</w:t>
             </w:r>
           </w:p>
         </w:tc>
@@ -1328,119 +849,120 @@
         </w:trPr>
         <w:tc>
           <w:tcPr>
-            <w:tcW w:type="dxa" w:w="1450"/>
-            <w:shd w:fill="F7F3ED"/>
+            <w:tcW w:type="dxa" w:w="1900"/>
+            <w:shd w:fill="FAF8F3"/>
             <w:tcMar>
-              <w:top w:w="80" w:type="dxa"/>
+              <w:top w:w="100" w:type="dxa"/>
               <w:start w:w="120" w:type="dxa"/>
-              <w:bottom w:w="80" w:type="dxa"/>
+              <w:bottom w:w="100" w:type="dxa"/>
               <w:end w:w="120" w:type="dxa"/>
             </w:tcMar>
             <w:vAlign w:val="center"/>
           </w:tcPr>
           <w:p>
             <w:pPr>
-              <w:spacing w:before="0" w:after="40" w:line="252" w:lineRule="auto"/>
-              <w:jc w:val="left"/>
+              <w:spacing w:after="20" w:line="247" w:lineRule="auto"/>
             </w:pPr>
             <w:r/>
             <w:r>
               <w:rPr>
-                <w:rFonts w:ascii="Calibri" w:hAnsi="Calibri"/>
-                <w:b/>
-                <w:color w:val="000000"/>
-                <w:sz w:val="17"/>
+                <w:rFonts w:ascii="Aptos" w:hAnsi="Aptos"/>
+                <w:b w:val="0"/>
+                <w:i w:val="0"/>
+                <w:color w:val="1A1F2C"/>
+                <w:sz w:val="18"/>
               </w:rPr>
-              <w:t>Total</w:t>
+              <w:t>Developing / partial</w:t>
             </w:r>
           </w:p>
         </w:tc>
         <w:tc>
           <w:tcPr>
-            <w:tcW w:type="dxa" w:w="2700"/>
-            <w:shd w:fill="F7F3ED"/>
+            <w:tcW w:type="dxa" w:w="7460"/>
+            <w:shd w:fill="FAF8F3"/>
             <w:tcMar>
-              <w:top w:w="80" w:type="dxa"/>
+              <w:top w:w="100" w:type="dxa"/>
               <w:start w:w="120" w:type="dxa"/>
-              <w:bottom w:w="80" w:type="dxa"/>
+              <w:bottom w:w="100" w:type="dxa"/>
               <w:end w:w="120" w:type="dxa"/>
             </w:tcMar>
             <w:vAlign w:val="center"/>
           </w:tcPr>
           <w:p>
             <w:pPr>
-              <w:spacing w:before="0" w:after="40" w:line="252" w:lineRule="auto"/>
-              <w:jc w:val="left"/>
+              <w:spacing w:after="20" w:line="247" w:lineRule="auto"/>
             </w:pPr>
             <w:r/>
+            <w:r>
+              <w:rPr>
+                <w:rFonts w:ascii="Aptos" w:hAnsi="Aptos"/>
+                <w:b w:val="0"/>
+                <w:i w:val="0"/>
+                <w:color w:val="1A1F2C"/>
+                <w:sz w:val="18"/>
+              </w:rPr>
+              <w:t>Drivers are plausible but generic, incompletely evidenced, over-reliant on narrative, or weakly connected to forecast implications.</w:t>
+            </w:r>
           </w:p>
         </w:tc>
+      </w:tr>
+      <w:tr>
+        <w:trPr>
+          <w:cantSplit/>
+        </w:trPr>
         <w:tc>
           <w:tcPr>
-            <w:tcW w:type="dxa" w:w="2350"/>
-            <w:shd w:fill="F7F3ED"/>
+            <w:tcW w:type="dxa" w:w="1900"/>
             <w:tcMar>
-              <w:top w:w="80" w:type="dxa"/>
+              <w:top w:w="100" w:type="dxa"/>
               <w:start w:w="120" w:type="dxa"/>
-              <w:bottom w:w="80" w:type="dxa"/>
+              <w:bottom w:w="100" w:type="dxa"/>
               <w:end w:w="120" w:type="dxa"/>
             </w:tcMar>
             <w:vAlign w:val="center"/>
           </w:tcPr>
           <w:p>
             <w:pPr>
-              <w:spacing w:before="0" w:after="40" w:line="252" w:lineRule="auto"/>
-              <w:jc w:val="left"/>
+              <w:spacing w:after="20" w:line="247" w:lineRule="auto"/>
             </w:pPr>
             <w:r/>
+            <w:r>
+              <w:rPr>
+                <w:rFonts w:ascii="Aptos" w:hAnsi="Aptos"/>
+                <w:b w:val="0"/>
+                <w:i w:val="0"/>
+                <w:color w:val="1A1F2C"/>
+                <w:sz w:val="18"/>
+              </w:rPr>
+              <w:t>Missing / unusable</w:t>
+            </w:r>
           </w:p>
         </w:tc>
         <w:tc>
           <w:tcPr>
-            <w:tcW w:type="dxa" w:w="1600"/>
-            <w:shd w:fill="F7F3ED"/>
+            <w:tcW w:type="dxa" w:w="7460"/>
             <w:tcMar>
-              <w:top w:w="80" w:type="dxa"/>
+              <w:top w:w="100" w:type="dxa"/>
               <w:start w:w="120" w:type="dxa"/>
-              <w:bottom w:w="80" w:type="dxa"/>
+              <w:bottom w:w="100" w:type="dxa"/>
               <w:end w:w="120" w:type="dxa"/>
             </w:tcMar>
             <w:vAlign w:val="center"/>
           </w:tcPr>
           <w:p>
             <w:pPr>
-              <w:spacing w:before="0" w:after="40" w:line="252" w:lineRule="auto"/>
-              <w:jc w:val="left"/>
-            </w:pPr>
-            <w:r/>
-          </w:p>
-        </w:tc>
-        <w:tc>
-          <w:tcPr>
-            <w:tcW w:type="dxa" w:w="1260"/>
-            <w:shd w:fill="F7F3ED"/>
-            <w:tcMar>
-              <w:top w:w="80" w:type="dxa"/>
-              <w:start w:w="120" w:type="dxa"/>
-              <w:bottom w:w="80" w:type="dxa"/>
-              <w:end w:w="120" w:type="dxa"/>
-            </w:tcMar>
-            <w:vAlign w:val="center"/>
-          </w:tcPr>
-          <w:p>
-            <w:pPr>
-              <w:spacing w:before="0" w:after="40" w:line="252" w:lineRule="auto"/>
-              <w:jc w:val="center"/>
+              <w:spacing w:after="20" w:line="247" w:lineRule="auto"/>
             </w:pPr>
             <w:r/>
             <w:r>
               <w:rPr>
-                <w:rFonts w:ascii="Calibri" w:hAnsi="Calibri"/>
-                <w:b/>
-                <w:color w:val="000000"/>
-                <w:sz w:val="17"/>
+                <w:rFonts w:ascii="Aptos" w:hAnsi="Aptos"/>
+                <w:b w:val="0"/>
+                <w:i w:val="0"/>
+                <w:color w:val="1A1F2C"/>
+                <w:sz w:val="18"/>
               </w:rPr>
-              <w:t>8.00</w:t>
+              <w:t>There is no meaningful decomposition; invented bridge amounts or an unexplained total-growth assumption substitute for operating drivers.</w:t>
             </w:r>
           </w:p>
         </w:tc>
@@ -1448,123 +970,1247 @@
     </w:tbl>
     <w:p>
       <w:pPr>
-        <w:spacing w:before="0" w:after="40" w:line="264" w:lineRule="auto"/>
+        <w:spacing w:after="20"/>
       </w:pPr>
     </w:p>
     <w:p>
+      <w:r>
+        <w:br w:type="page"/>
+      </w:r>
+    </w:p>
+    <w:p>
       <w:pPr>
-        <w:pStyle w:val="Heading2"/>
+        <w:pStyle w:val="Heading1"/>
+        <w:keepNext/>
       </w:pPr>
       <w:r>
-        <w:rPr>
-          <w:rFonts w:ascii="Calibri" w:hAnsi="Calibri"/>
-          <w:color w:val="175FA9"/>
-          <w:sz w:val="26"/>
-        </w:rPr>
+        <w:t>4. Industry, competitors, peers, and market share - 1.00 points</w:t>
+      </w:r>
+    </w:p>
+    <w:tbl>
+      <w:tblPr>
+        <w:tblStyle w:val="TableGrid"/>
+        <w:tblW w:type="dxa" w:w="9360"/>
+        <w:jc w:val="left"/>
+        <w:tblLayout w:type="fixed"/>
+        <w:tblLook w:firstColumn="1" w:firstRow="1" w:lastColumn="0" w:lastRow="0" w:noHBand="0" w:noVBand="1" w:val="04A0"/>
+        <w:tblInd w:w="120" w:type="dxa"/>
+      </w:tblPr>
+      <w:tblGrid>
+        <w:gridCol w:w="1900"/>
+        <w:gridCol w:w="7460"/>
+      </w:tblGrid>
+      <w:tr>
+        <w:trPr>
+          <w:tblHeader w:val="true"/>
+          <w:cantSplit/>
+        </w:trPr>
+        <w:tc>
+          <w:tcPr>
+            <w:tcW w:type="dxa" w:w="1900"/>
+            <w:shd w:fill="EDF3F7"/>
+            <w:tcMar>
+              <w:top w:w="100" w:type="dxa"/>
+              <w:start w:w="120" w:type="dxa"/>
+              <w:bottom w:w="100" w:type="dxa"/>
+              <w:end w:w="120" w:type="dxa"/>
+            </w:tcMar>
+            <w:vAlign w:val="center"/>
+          </w:tcPr>
+          <w:p>
+            <w:pPr>
+              <w:spacing w:after="20" w:line="247" w:lineRule="auto"/>
+            </w:pPr>
+            <w:r/>
+            <w:r>
+              <w:rPr>
+                <w:rFonts w:ascii="Aptos" w:hAnsi="Aptos"/>
+                <w:b/>
+                <w:i w:val="0"/>
+                <w:color w:val="152536"/>
+                <w:sz w:val="18"/>
+              </w:rPr>
+              <w:t>Performance level</w:t>
+            </w:r>
+          </w:p>
+        </w:tc>
+        <w:tc>
+          <w:tcPr>
+            <w:tcW w:type="dxa" w:w="7460"/>
+            <w:shd w:fill="EDF3F7"/>
+            <w:tcMar>
+              <w:top w:w="100" w:type="dxa"/>
+              <w:start w:w="120" w:type="dxa"/>
+              <w:bottom w:w="100" w:type="dxa"/>
+              <w:end w:w="120" w:type="dxa"/>
+            </w:tcMar>
+            <w:vAlign w:val="center"/>
+          </w:tcPr>
+          <w:p>
+            <w:pPr>
+              <w:spacing w:after="20" w:line="247" w:lineRule="auto"/>
+            </w:pPr>
+            <w:r/>
+            <w:r>
+              <w:rPr>
+                <w:rFonts w:ascii="Aptos" w:hAnsi="Aptos"/>
+                <w:b/>
+                <w:i w:val="0"/>
+                <w:color w:val="152536"/>
+                <w:sz w:val="18"/>
+              </w:rPr>
+              <w:t>Evidence description</w:t>
+            </w:r>
+          </w:p>
+        </w:tc>
+      </w:tr>
+      <w:tr>
+        <w:trPr>
+          <w:cantSplit/>
+        </w:trPr>
+        <w:tc>
+          <w:tcPr>
+            <w:tcW w:type="dxa" w:w="1900"/>
+            <w:tcMar>
+              <w:top w:w="100" w:type="dxa"/>
+              <w:start w:w="120" w:type="dxa"/>
+              <w:bottom w:w="100" w:type="dxa"/>
+              <w:end w:w="120" w:type="dxa"/>
+            </w:tcMar>
+            <w:vAlign w:val="center"/>
+          </w:tcPr>
+          <w:p>
+            <w:pPr>
+              <w:spacing w:after="20" w:line="247" w:lineRule="auto"/>
+            </w:pPr>
+            <w:r/>
+            <w:r>
+              <w:rPr>
+                <w:rFonts w:ascii="Aptos" w:hAnsi="Aptos"/>
+                <w:b w:val="0"/>
+                <w:i w:val="0"/>
+                <w:color w:val="1A1F2C"/>
+                <w:sz w:val="18"/>
+              </w:rPr>
+              <w:t>Full credit</w:t>
+            </w:r>
+          </w:p>
+        </w:tc>
+        <w:tc>
+          <w:tcPr>
+            <w:tcW w:type="dxa" w:w="7460"/>
+            <w:tcMar>
+              <w:top w:w="100" w:type="dxa"/>
+              <w:start w:w="120" w:type="dxa"/>
+              <w:bottom w:w="100" w:type="dxa"/>
+              <w:end w:w="120" w:type="dxa"/>
+            </w:tcMar>
+            <w:vAlign w:val="center"/>
+          </w:tcPr>
+          <w:p>
+            <w:pPr>
+              <w:spacing w:after="20" w:line="247" w:lineRule="auto"/>
+            </w:pPr>
+            <w:r/>
+            <w:r>
+              <w:rPr>
+                <w:rFonts w:ascii="Aptos" w:hAnsi="Aptos"/>
+                <w:b w:val="0"/>
+                <w:i w:val="0"/>
+                <w:color w:val="1A1F2C"/>
+                <w:sz w:val="18"/>
+              </w:rPr>
+              <w:t>Demand conditions, competitors, a defensible peer group, comparable peer growth, and supportable market-share context distinguish company-specific from industry effects; limitations are explicit.</w:t>
+            </w:r>
+          </w:p>
+        </w:tc>
+      </w:tr>
+      <w:tr>
+        <w:trPr>
+          <w:cantSplit/>
+        </w:trPr>
+        <w:tc>
+          <w:tcPr>
+            <w:tcW w:type="dxa" w:w="1900"/>
+            <w:shd w:fill="FAF8F3"/>
+            <w:tcMar>
+              <w:top w:w="100" w:type="dxa"/>
+              <w:start w:w="120" w:type="dxa"/>
+              <w:bottom w:w="100" w:type="dxa"/>
+              <w:end w:w="120" w:type="dxa"/>
+            </w:tcMar>
+            <w:vAlign w:val="center"/>
+          </w:tcPr>
+          <w:p>
+            <w:pPr>
+              <w:spacing w:after="20" w:line="247" w:lineRule="auto"/>
+            </w:pPr>
+            <w:r/>
+            <w:r>
+              <w:rPr>
+                <w:rFonts w:ascii="Aptos" w:hAnsi="Aptos"/>
+                <w:b w:val="0"/>
+                <w:i w:val="0"/>
+                <w:color w:val="1A1F2C"/>
+                <w:sz w:val="18"/>
+              </w:rPr>
+              <w:t>Developing / partial</w:t>
+            </w:r>
+          </w:p>
+        </w:tc>
+        <w:tc>
+          <w:tcPr>
+            <w:tcW w:type="dxa" w:w="7460"/>
+            <w:shd w:fill="FAF8F3"/>
+            <w:tcMar>
+              <w:top w:w="100" w:type="dxa"/>
+              <w:start w:w="120" w:type="dxa"/>
+              <w:bottom w:w="100" w:type="dxa"/>
+              <w:end w:w="120" w:type="dxa"/>
+            </w:tcMar>
+            <w:vAlign w:val="center"/>
+          </w:tcPr>
+          <w:p>
+            <w:pPr>
+              <w:spacing w:after="20" w:line="247" w:lineRule="auto"/>
+            </w:pPr>
+            <w:r/>
+            <w:r>
+              <w:rPr>
+                <w:rFonts w:ascii="Aptos" w:hAnsi="Aptos"/>
+                <w:b w:val="0"/>
+                <w:i w:val="0"/>
+                <w:color w:val="1A1F2C"/>
+                <w:sz w:val="18"/>
+              </w:rPr>
+              <w:t>Context is present, but peers, periods, definitions, comparability, or market-share limitations are weak.</w:t>
+            </w:r>
+          </w:p>
+        </w:tc>
+      </w:tr>
+      <w:tr>
+        <w:trPr>
+          <w:cantSplit/>
+        </w:trPr>
+        <w:tc>
+          <w:tcPr>
+            <w:tcW w:type="dxa" w:w="1900"/>
+            <w:tcMar>
+              <w:top w:w="100" w:type="dxa"/>
+              <w:start w:w="120" w:type="dxa"/>
+              <w:bottom w:w="100" w:type="dxa"/>
+              <w:end w:w="120" w:type="dxa"/>
+            </w:tcMar>
+            <w:vAlign w:val="center"/>
+          </w:tcPr>
+          <w:p>
+            <w:pPr>
+              <w:spacing w:after="20" w:line="247" w:lineRule="auto"/>
+            </w:pPr>
+            <w:r/>
+            <w:r>
+              <w:rPr>
+                <w:rFonts w:ascii="Aptos" w:hAnsi="Aptos"/>
+                <w:b w:val="0"/>
+                <w:i w:val="0"/>
+                <w:color w:val="1A1F2C"/>
+                <w:sz w:val="18"/>
+              </w:rPr>
+              <w:t>Missing / unusable</w:t>
+            </w:r>
+          </w:p>
+        </w:tc>
+        <w:tc>
+          <w:tcPr>
+            <w:tcW w:type="dxa" w:w="7460"/>
+            <w:tcMar>
+              <w:top w:w="100" w:type="dxa"/>
+              <w:start w:w="120" w:type="dxa"/>
+              <w:bottom w:w="100" w:type="dxa"/>
+              <w:end w:w="120" w:type="dxa"/>
+            </w:tcMar>
+            <w:vAlign w:val="center"/>
+          </w:tcPr>
+          <w:p>
+            <w:pPr>
+              <w:spacing w:after="20" w:line="247" w:lineRule="auto"/>
+            </w:pPr>
+            <w:r/>
+            <w:r>
+              <w:rPr>
+                <w:rFonts w:ascii="Aptos" w:hAnsi="Aptos"/>
+                <w:b w:val="0"/>
+                <w:i w:val="0"/>
+                <w:color w:val="1A1F2C"/>
+                <w:sz w:val="18"/>
+              </w:rPr>
+              <w:t>Context is missing, the peer group is unexplained, or unsupported market-share claims are used.</w:t>
+            </w:r>
+          </w:p>
+        </w:tc>
+      </w:tr>
+    </w:tbl>
+    <w:p>
+      <w:pPr>
+        <w:spacing w:after="20"/>
+      </w:pPr>
+    </w:p>
+    <w:p>
+      <w:r>
+        <w:br w:type="page"/>
+      </w:r>
+    </w:p>
+    <w:p>
+      <w:pPr>
+        <w:pStyle w:val="Heading1"/>
+        <w:keepNext/>
+      </w:pPr>
+      <w:r>
+        <w:t>5. Leading indicators and revenue risks - 1.00 points</w:t>
+      </w:r>
+    </w:p>
+    <w:tbl>
+      <w:tblPr>
+        <w:tblStyle w:val="TableGrid"/>
+        <w:tblW w:type="dxa" w:w="9360"/>
+        <w:jc w:val="left"/>
+        <w:tblLayout w:type="fixed"/>
+        <w:tblLook w:firstColumn="1" w:firstRow="1" w:lastColumn="0" w:lastRow="0" w:noHBand="0" w:noVBand="1" w:val="04A0"/>
+        <w:tblInd w:w="120" w:type="dxa"/>
+      </w:tblPr>
+      <w:tblGrid>
+        <w:gridCol w:w="1900"/>
+        <w:gridCol w:w="7460"/>
+      </w:tblGrid>
+      <w:tr>
+        <w:trPr>
+          <w:tblHeader w:val="true"/>
+          <w:cantSplit/>
+        </w:trPr>
+        <w:tc>
+          <w:tcPr>
+            <w:tcW w:type="dxa" w:w="1900"/>
+            <w:shd w:fill="EDF3F7"/>
+            <w:tcMar>
+              <w:top w:w="100" w:type="dxa"/>
+              <w:start w:w="120" w:type="dxa"/>
+              <w:bottom w:w="100" w:type="dxa"/>
+              <w:end w:w="120" w:type="dxa"/>
+            </w:tcMar>
+            <w:vAlign w:val="center"/>
+          </w:tcPr>
+          <w:p>
+            <w:pPr>
+              <w:spacing w:after="20" w:line="247" w:lineRule="auto"/>
+            </w:pPr>
+            <w:r/>
+            <w:r>
+              <w:rPr>
+                <w:rFonts w:ascii="Aptos" w:hAnsi="Aptos"/>
+                <w:b/>
+                <w:i w:val="0"/>
+                <w:color w:val="152536"/>
+                <w:sz w:val="18"/>
+              </w:rPr>
+              <w:t>Performance level</w:t>
+            </w:r>
+          </w:p>
+        </w:tc>
+        <w:tc>
+          <w:tcPr>
+            <w:tcW w:type="dxa" w:w="7460"/>
+            <w:shd w:fill="EDF3F7"/>
+            <w:tcMar>
+              <w:top w:w="100" w:type="dxa"/>
+              <w:start w:w="120" w:type="dxa"/>
+              <w:bottom w:w="100" w:type="dxa"/>
+              <w:end w:w="120" w:type="dxa"/>
+            </w:tcMar>
+            <w:vAlign w:val="center"/>
+          </w:tcPr>
+          <w:p>
+            <w:pPr>
+              <w:spacing w:after="20" w:line="247" w:lineRule="auto"/>
+            </w:pPr>
+            <w:r/>
+            <w:r>
+              <w:rPr>
+                <w:rFonts w:ascii="Aptos" w:hAnsi="Aptos"/>
+                <w:b/>
+                <w:i w:val="0"/>
+                <w:color w:val="152536"/>
+                <w:sz w:val="18"/>
+              </w:rPr>
+              <w:t>Evidence description</w:t>
+            </w:r>
+          </w:p>
+        </w:tc>
+      </w:tr>
+      <w:tr>
+        <w:trPr>
+          <w:cantSplit/>
+        </w:trPr>
+        <w:tc>
+          <w:tcPr>
+            <w:tcW w:type="dxa" w:w="1900"/>
+            <w:tcMar>
+              <w:top w:w="100" w:type="dxa"/>
+              <w:start w:w="120" w:type="dxa"/>
+              <w:bottom w:w="100" w:type="dxa"/>
+              <w:end w:w="120" w:type="dxa"/>
+            </w:tcMar>
+            <w:vAlign w:val="center"/>
+          </w:tcPr>
+          <w:p>
+            <w:pPr>
+              <w:spacing w:after="20" w:line="247" w:lineRule="auto"/>
+            </w:pPr>
+            <w:r/>
+            <w:r>
+              <w:rPr>
+                <w:rFonts w:ascii="Aptos" w:hAnsi="Aptos"/>
+                <w:b w:val="0"/>
+                <w:i w:val="0"/>
+                <w:color w:val="1A1F2C"/>
+                <w:sz w:val="18"/>
+              </w:rPr>
+              <w:t>Full credit</w:t>
+            </w:r>
+          </w:p>
+        </w:tc>
+        <w:tc>
+          <w:tcPr>
+            <w:tcW w:type="dxa" w:w="7460"/>
+            <w:tcMar>
+              <w:top w:w="100" w:type="dxa"/>
+              <w:start w:w="120" w:type="dxa"/>
+              <w:bottom w:w="100" w:type="dxa"/>
+              <w:end w:w="120" w:type="dxa"/>
+            </w:tcMar>
+            <w:vAlign w:val="center"/>
+          </w:tcPr>
+          <w:p>
+            <w:pPr>
+              <w:spacing w:after="20" w:line="247" w:lineRule="auto"/>
+            </w:pPr>
+            <w:r/>
+            <w:r>
+              <w:rPr>
+                <w:rFonts w:ascii="Aptos" w:hAnsi="Aptos"/>
+                <w:b w:val="0"/>
+                <w:i w:val="0"/>
+                <w:color w:val="1A1F2C"/>
+                <w:sz w:val="18"/>
+              </w:rPr>
+              <w:t>Four to six indicators and three to five principal risks address concentrations, seasonality, capacity constraints, and triggers; each connects to evidence and a forecast or decision use.</w:t>
+            </w:r>
+          </w:p>
+        </w:tc>
+      </w:tr>
+      <w:tr>
+        <w:trPr>
+          <w:cantSplit/>
+        </w:trPr>
+        <w:tc>
+          <w:tcPr>
+            <w:tcW w:type="dxa" w:w="1900"/>
+            <w:shd w:fill="FAF8F3"/>
+            <w:tcMar>
+              <w:top w:w="100" w:type="dxa"/>
+              <w:start w:w="120" w:type="dxa"/>
+              <w:bottom w:w="100" w:type="dxa"/>
+              <w:end w:w="120" w:type="dxa"/>
+            </w:tcMar>
+            <w:vAlign w:val="center"/>
+          </w:tcPr>
+          <w:p>
+            <w:pPr>
+              <w:spacing w:after="20" w:line="247" w:lineRule="auto"/>
+            </w:pPr>
+            <w:r/>
+            <w:r>
+              <w:rPr>
+                <w:rFonts w:ascii="Aptos" w:hAnsi="Aptos"/>
+                <w:b w:val="0"/>
+                <w:i w:val="0"/>
+                <w:color w:val="1A1F2C"/>
+                <w:sz w:val="18"/>
+              </w:rPr>
+              <w:t>Developing / partial</w:t>
+            </w:r>
+          </w:p>
+        </w:tc>
+        <w:tc>
+          <w:tcPr>
+            <w:tcW w:type="dxa" w:w="7460"/>
+            <w:shd w:fill="FAF8F3"/>
+            <w:tcMar>
+              <w:top w:w="100" w:type="dxa"/>
+              <w:start w:w="120" w:type="dxa"/>
+              <w:bottom w:w="100" w:type="dxa"/>
+              <w:end w:w="120" w:type="dxa"/>
+            </w:tcMar>
+            <w:vAlign w:val="center"/>
+          </w:tcPr>
+          <w:p>
+            <w:pPr>
+              <w:spacing w:after="20" w:line="247" w:lineRule="auto"/>
+            </w:pPr>
+            <w:r/>
+            <w:r>
+              <w:rPr>
+                <w:rFonts w:ascii="Aptos" w:hAnsi="Aptos"/>
+                <w:b w:val="0"/>
+                <w:i w:val="0"/>
+                <w:color w:val="1A1F2C"/>
+                <w:sz w:val="18"/>
+              </w:rPr>
+              <w:t>Some indicators or risks are generic, missing a source or trigger, or disconnected from the forecast and CFO decision.</w:t>
+            </w:r>
+          </w:p>
+        </w:tc>
+      </w:tr>
+      <w:tr>
+        <w:trPr>
+          <w:cantSplit/>
+        </w:trPr>
+        <w:tc>
+          <w:tcPr>
+            <w:tcW w:type="dxa" w:w="1900"/>
+            <w:tcMar>
+              <w:top w:w="100" w:type="dxa"/>
+              <w:start w:w="120" w:type="dxa"/>
+              <w:bottom w:w="100" w:type="dxa"/>
+              <w:end w:w="120" w:type="dxa"/>
+            </w:tcMar>
+            <w:vAlign w:val="center"/>
+          </w:tcPr>
+          <w:p>
+            <w:pPr>
+              <w:spacing w:after="20" w:line="247" w:lineRule="auto"/>
+            </w:pPr>
+            <w:r/>
+            <w:r>
+              <w:rPr>
+                <w:rFonts w:ascii="Aptos" w:hAnsi="Aptos"/>
+                <w:b w:val="0"/>
+                <w:i w:val="0"/>
+                <w:color w:val="1A1F2C"/>
+                <w:sz w:val="18"/>
+              </w:rPr>
+              <w:t>Missing / unusable</w:t>
+            </w:r>
+          </w:p>
+        </w:tc>
+        <w:tc>
+          <w:tcPr>
+            <w:tcW w:type="dxa" w:w="7460"/>
+            <w:tcMar>
+              <w:top w:w="100" w:type="dxa"/>
+              <w:start w:w="120" w:type="dxa"/>
+              <w:bottom w:w="100" w:type="dxa"/>
+              <w:end w:w="120" w:type="dxa"/>
+            </w:tcMar>
+            <w:vAlign w:val="center"/>
+          </w:tcPr>
+          <w:p>
+            <w:pPr>
+              <w:spacing w:after="20" w:line="247" w:lineRule="auto"/>
+            </w:pPr>
+            <w:r/>
+            <w:r>
+              <w:rPr>
+                <w:rFonts w:ascii="Aptos" w:hAnsi="Aptos"/>
+                <w:b w:val="0"/>
+                <w:i w:val="0"/>
+                <w:color w:val="1A1F2C"/>
+                <w:sz w:val="18"/>
+              </w:rPr>
+              <w:t>Indicators or risks are absent, copied from generic risk language, or not usable for monitoring.</w:t>
+            </w:r>
+          </w:p>
+        </w:tc>
+      </w:tr>
+    </w:tbl>
+    <w:p>
+      <w:pPr>
+        <w:spacing w:after="20"/>
+      </w:pPr>
+    </w:p>
+    <w:p>
+      <w:r>
+        <w:br w:type="page"/>
+      </w:r>
+    </w:p>
+    <w:p>
+      <w:pPr>
+        <w:pStyle w:val="Heading1"/>
+        <w:keepNext/>
+      </w:pPr>
+      <w:r>
+        <w:t>6. Testable revenue hypothesis - 1.25 points</w:t>
+      </w:r>
+    </w:p>
+    <w:tbl>
+      <w:tblPr>
+        <w:tblStyle w:val="TableGrid"/>
+        <w:tblW w:type="dxa" w:w="9360"/>
+        <w:jc w:val="left"/>
+        <w:tblLayout w:type="fixed"/>
+        <w:tblLook w:firstColumn="1" w:firstRow="1" w:lastColumn="0" w:lastRow="0" w:noHBand="0" w:noVBand="1" w:val="04A0"/>
+        <w:tblInd w:w="120" w:type="dxa"/>
+      </w:tblPr>
+      <w:tblGrid>
+        <w:gridCol w:w="1900"/>
+        <w:gridCol w:w="7460"/>
+      </w:tblGrid>
+      <w:tr>
+        <w:trPr>
+          <w:tblHeader w:val="true"/>
+          <w:cantSplit/>
+        </w:trPr>
+        <w:tc>
+          <w:tcPr>
+            <w:tcW w:type="dxa" w:w="1900"/>
+            <w:shd w:fill="EDF3F7"/>
+            <w:tcMar>
+              <w:top w:w="100" w:type="dxa"/>
+              <w:start w:w="120" w:type="dxa"/>
+              <w:bottom w:w="100" w:type="dxa"/>
+              <w:end w:w="120" w:type="dxa"/>
+            </w:tcMar>
+            <w:vAlign w:val="center"/>
+          </w:tcPr>
+          <w:p>
+            <w:pPr>
+              <w:spacing w:after="20" w:line="247" w:lineRule="auto"/>
+            </w:pPr>
+            <w:r/>
+            <w:r>
+              <w:rPr>
+                <w:rFonts w:ascii="Aptos" w:hAnsi="Aptos"/>
+                <w:b/>
+                <w:i w:val="0"/>
+                <w:color w:val="152536"/>
+                <w:sz w:val="18"/>
+              </w:rPr>
+              <w:t>Performance level</w:t>
+            </w:r>
+          </w:p>
+        </w:tc>
+        <w:tc>
+          <w:tcPr>
+            <w:tcW w:type="dxa" w:w="7460"/>
+            <w:shd w:fill="EDF3F7"/>
+            <w:tcMar>
+              <w:top w:w="100" w:type="dxa"/>
+              <w:start w:w="120" w:type="dxa"/>
+              <w:bottom w:w="100" w:type="dxa"/>
+              <w:end w:w="120" w:type="dxa"/>
+            </w:tcMar>
+            <w:vAlign w:val="center"/>
+          </w:tcPr>
+          <w:p>
+            <w:pPr>
+              <w:spacing w:after="20" w:line="247" w:lineRule="auto"/>
+            </w:pPr>
+            <w:r/>
+            <w:r>
+              <w:rPr>
+                <w:rFonts w:ascii="Aptos" w:hAnsi="Aptos"/>
+                <w:b/>
+                <w:i w:val="0"/>
+                <w:color w:val="152536"/>
+                <w:sz w:val="18"/>
+              </w:rPr>
+              <w:t>Evidence description</w:t>
+            </w:r>
+          </w:p>
+        </w:tc>
+      </w:tr>
+      <w:tr>
+        <w:trPr>
+          <w:cantSplit/>
+        </w:trPr>
+        <w:tc>
+          <w:tcPr>
+            <w:tcW w:type="dxa" w:w="1900"/>
+            <w:tcMar>
+              <w:top w:w="100" w:type="dxa"/>
+              <w:start w:w="120" w:type="dxa"/>
+              <w:bottom w:w="100" w:type="dxa"/>
+              <w:end w:w="120" w:type="dxa"/>
+            </w:tcMar>
+            <w:vAlign w:val="center"/>
+          </w:tcPr>
+          <w:p>
+            <w:pPr>
+              <w:spacing w:after="20" w:line="247" w:lineRule="auto"/>
+            </w:pPr>
+            <w:r/>
+            <w:r>
+              <w:rPr>
+                <w:rFonts w:ascii="Aptos" w:hAnsi="Aptos"/>
+                <w:b w:val="0"/>
+                <w:i w:val="0"/>
+                <w:color w:val="1A1F2C"/>
+                <w:sz w:val="18"/>
+              </w:rPr>
+              <w:t>Full credit</w:t>
+            </w:r>
+          </w:p>
+        </w:tc>
+        <w:tc>
+          <w:tcPr>
+            <w:tcW w:type="dxa" w:w="7460"/>
+            <w:tcMar>
+              <w:top w:w="100" w:type="dxa"/>
+              <w:start w:w="120" w:type="dxa"/>
+              <w:bottom w:w="100" w:type="dxa"/>
+              <w:end w:w="120" w:type="dxa"/>
+            </w:tcMar>
+            <w:vAlign w:val="center"/>
+          </w:tcPr>
+          <w:p>
+            <w:pPr>
+              <w:spacing w:after="20" w:line="247" w:lineRule="auto"/>
+            </w:pPr>
+            <w:r/>
+            <w:r>
+              <w:rPr>
+                <w:rFonts w:ascii="Aptos" w:hAnsi="Aptos"/>
+                <w:b w:val="0"/>
+                <w:i w:val="0"/>
+                <w:color w:val="1A1F2C"/>
+                <w:sz w:val="18"/>
+              </w:rPr>
+              <w:t>One specific claim names a mechanism, directional effect, period, supporting evidence, falsification evidence, and an alternative explanation, without unsupported precision.</w:t>
+            </w:r>
+          </w:p>
+        </w:tc>
+      </w:tr>
+      <w:tr>
+        <w:trPr>
+          <w:cantSplit/>
+        </w:trPr>
+        <w:tc>
+          <w:tcPr>
+            <w:tcW w:type="dxa" w:w="1900"/>
+            <w:shd w:fill="FAF8F3"/>
+            <w:tcMar>
+              <w:top w:w="100" w:type="dxa"/>
+              <w:start w:w="120" w:type="dxa"/>
+              <w:bottom w:w="100" w:type="dxa"/>
+              <w:end w:w="120" w:type="dxa"/>
+            </w:tcMar>
+            <w:vAlign w:val="center"/>
+          </w:tcPr>
+          <w:p>
+            <w:pPr>
+              <w:spacing w:after="20" w:line="247" w:lineRule="auto"/>
+            </w:pPr>
+            <w:r/>
+            <w:r>
+              <w:rPr>
+                <w:rFonts w:ascii="Aptos" w:hAnsi="Aptos"/>
+                <w:b w:val="0"/>
+                <w:i w:val="0"/>
+                <w:color w:val="1A1F2C"/>
+                <w:sz w:val="18"/>
+              </w:rPr>
+              <w:t>Developing / partial</w:t>
+            </w:r>
+          </w:p>
+        </w:tc>
+        <w:tc>
+          <w:tcPr>
+            <w:tcW w:type="dxa" w:w="7460"/>
+            <w:shd w:fill="FAF8F3"/>
+            <w:tcMar>
+              <w:top w:w="100" w:type="dxa"/>
+              <w:start w:w="120" w:type="dxa"/>
+              <w:bottom w:w="100" w:type="dxa"/>
+              <w:end w:w="120" w:type="dxa"/>
+            </w:tcMar>
+            <w:vAlign w:val="center"/>
+          </w:tcPr>
+          <w:p>
+            <w:pPr>
+              <w:spacing w:after="20" w:line="247" w:lineRule="auto"/>
+            </w:pPr>
+            <w:r/>
+            <w:r>
+              <w:rPr>
+                <w:rFonts w:ascii="Aptos" w:hAnsi="Aptos"/>
+                <w:b w:val="0"/>
+                <w:i w:val="0"/>
+                <w:color w:val="1A1F2C"/>
+                <w:sz w:val="18"/>
+              </w:rPr>
+              <w:t>The claim is relevant but broad, weakly causal, incompletely testable, or missing a period, falsifier, or alternative explanation.</w:t>
+            </w:r>
+          </w:p>
+        </w:tc>
+      </w:tr>
+      <w:tr>
+        <w:trPr>
+          <w:cantSplit/>
+        </w:trPr>
+        <w:tc>
+          <w:tcPr>
+            <w:tcW w:type="dxa" w:w="1900"/>
+            <w:tcMar>
+              <w:top w:w="100" w:type="dxa"/>
+              <w:start w:w="120" w:type="dxa"/>
+              <w:bottom w:w="100" w:type="dxa"/>
+              <w:end w:w="120" w:type="dxa"/>
+            </w:tcMar>
+            <w:vAlign w:val="center"/>
+          </w:tcPr>
+          <w:p>
+            <w:pPr>
+              <w:spacing w:after="20" w:line="247" w:lineRule="auto"/>
+            </w:pPr>
+            <w:r/>
+            <w:r>
+              <w:rPr>
+                <w:rFonts w:ascii="Aptos" w:hAnsi="Aptos"/>
+                <w:b w:val="0"/>
+                <w:i w:val="0"/>
+                <w:color w:val="1A1F2C"/>
+                <w:sz w:val="18"/>
+              </w:rPr>
+              <w:t>Missing / unusable</w:t>
+            </w:r>
+          </w:p>
+        </w:tc>
+        <w:tc>
+          <w:tcPr>
+            <w:tcW w:type="dxa" w:w="7460"/>
+            <w:tcMar>
+              <w:top w:w="100" w:type="dxa"/>
+              <w:start w:w="120" w:type="dxa"/>
+              <w:bottom w:w="100" w:type="dxa"/>
+              <w:end w:w="120" w:type="dxa"/>
+            </w:tcMar>
+            <w:vAlign w:val="center"/>
+          </w:tcPr>
+          <w:p>
+            <w:pPr>
+              <w:spacing w:after="20" w:line="247" w:lineRule="auto"/>
+            </w:pPr>
+            <w:r/>
+            <w:r>
+              <w:rPr>
+                <w:rFonts w:ascii="Aptos" w:hAnsi="Aptos"/>
+                <w:b w:val="0"/>
+                <w:i w:val="0"/>
+                <w:color w:val="1A1F2C"/>
+                <w:sz w:val="18"/>
+              </w:rPr>
+              <w:t>The claim only predicts growth or decline, cannot be disproved, relies on valuation as the revenue cause, or uses invented facts.</w:t>
+            </w:r>
+          </w:p>
+        </w:tc>
+      </w:tr>
+    </w:tbl>
+    <w:p>
+      <w:pPr>
+        <w:spacing w:after="20"/>
+      </w:pPr>
+    </w:p>
+    <w:p>
+      <w:r>
+        <w:br w:type="page"/>
+      </w:r>
+    </w:p>
+    <w:p>
+      <w:pPr>
+        <w:pStyle w:val="Heading1"/>
+        <w:keepNext/>
+      </w:pPr>
+      <w:r>
+        <w:t>7. Forecast, valuation, CFO, evidence, and challenge linkage - 1.25 points</w:t>
+      </w:r>
+    </w:p>
+    <w:tbl>
+      <w:tblPr>
+        <w:tblStyle w:val="TableGrid"/>
+        <w:tblW w:type="dxa" w:w="9360"/>
+        <w:jc w:val="left"/>
+        <w:tblLayout w:type="fixed"/>
+        <w:tblLook w:firstColumn="1" w:firstRow="1" w:lastColumn="0" w:lastRow="0" w:noHBand="0" w:noVBand="1" w:val="04A0"/>
+        <w:tblInd w:w="120" w:type="dxa"/>
+      </w:tblPr>
+      <w:tblGrid>
+        <w:gridCol w:w="1900"/>
+        <w:gridCol w:w="7460"/>
+      </w:tblGrid>
+      <w:tr>
+        <w:trPr>
+          <w:tblHeader w:val="true"/>
+          <w:cantSplit/>
+        </w:trPr>
+        <w:tc>
+          <w:tcPr>
+            <w:tcW w:type="dxa" w:w="1900"/>
+            <w:shd w:fill="EDF3F7"/>
+            <w:tcMar>
+              <w:top w:w="100" w:type="dxa"/>
+              <w:start w:w="120" w:type="dxa"/>
+              <w:bottom w:w="100" w:type="dxa"/>
+              <w:end w:w="120" w:type="dxa"/>
+            </w:tcMar>
+            <w:vAlign w:val="center"/>
+          </w:tcPr>
+          <w:p>
+            <w:pPr>
+              <w:spacing w:after="20" w:line="247" w:lineRule="auto"/>
+            </w:pPr>
+            <w:r/>
+            <w:r>
+              <w:rPr>
+                <w:rFonts w:ascii="Aptos" w:hAnsi="Aptos"/>
+                <w:b/>
+                <w:i w:val="0"/>
+                <w:color w:val="152536"/>
+                <w:sz w:val="18"/>
+              </w:rPr>
+              <w:t>Performance level</w:t>
+            </w:r>
+          </w:p>
+        </w:tc>
+        <w:tc>
+          <w:tcPr>
+            <w:tcW w:type="dxa" w:w="7460"/>
+            <w:shd w:fill="EDF3F7"/>
+            <w:tcMar>
+              <w:top w:w="100" w:type="dxa"/>
+              <w:start w:w="120" w:type="dxa"/>
+              <w:bottom w:w="100" w:type="dxa"/>
+              <w:end w:w="120" w:type="dxa"/>
+            </w:tcMar>
+            <w:vAlign w:val="center"/>
+          </w:tcPr>
+          <w:p>
+            <w:pPr>
+              <w:spacing w:after="20" w:line="247" w:lineRule="auto"/>
+            </w:pPr>
+            <w:r/>
+            <w:r>
+              <w:rPr>
+                <w:rFonts w:ascii="Aptos" w:hAnsi="Aptos"/>
+                <w:b/>
+                <w:i w:val="0"/>
+                <w:color w:val="152536"/>
+                <w:sz w:val="18"/>
+              </w:rPr>
+              <w:t>Evidence description</w:t>
+            </w:r>
+          </w:p>
+        </w:tc>
+      </w:tr>
+      <w:tr>
+        <w:trPr>
+          <w:cantSplit/>
+        </w:trPr>
+        <w:tc>
+          <w:tcPr>
+            <w:tcW w:type="dxa" w:w="1900"/>
+            <w:tcMar>
+              <w:top w:w="100" w:type="dxa"/>
+              <w:start w:w="120" w:type="dxa"/>
+              <w:bottom w:w="100" w:type="dxa"/>
+              <w:end w:w="120" w:type="dxa"/>
+            </w:tcMar>
+            <w:vAlign w:val="center"/>
+          </w:tcPr>
+          <w:p>
+            <w:pPr>
+              <w:spacing w:after="20" w:line="247" w:lineRule="auto"/>
+            </w:pPr>
+            <w:r/>
+            <w:r>
+              <w:rPr>
+                <w:rFonts w:ascii="Aptos" w:hAnsi="Aptos"/>
+                <w:b w:val="0"/>
+                <w:i w:val="0"/>
+                <w:color w:val="1A1F2C"/>
+                <w:sz w:val="18"/>
+              </w:rPr>
+              <w:t>Full credit</w:t>
+            </w:r>
+          </w:p>
+        </w:tc>
+        <w:tc>
+          <w:tcPr>
+            <w:tcW w:type="dxa" w:w="7460"/>
+            <w:tcMar>
+              <w:top w:w="100" w:type="dxa"/>
+              <w:start w:w="120" w:type="dxa"/>
+              <w:bottom w:w="100" w:type="dxa"/>
+              <w:end w:w="120" w:type="dxa"/>
+            </w:tcMar>
+            <w:vAlign w:val="center"/>
+          </w:tcPr>
+          <w:p>
+            <w:pPr>
+              <w:spacing w:after="20" w:line="247" w:lineRule="auto"/>
+            </w:pPr>
+            <w:r/>
+            <w:r>
+              <w:rPr>
+                <w:rFonts w:ascii="Aptos" w:hAnsi="Aptos"/>
+                <w:b w:val="0"/>
+                <w:i w:val="0"/>
+                <w:color w:val="1A1F2C"/>
+                <w:sz w:val="18"/>
+              </w:rPr>
+              <w:t>Base, upside, and downside driver paths flow to later forecast and valuation channels and the CFO decision; the evidence register is traceable; and the skeptical-CFO challenge is independently checked and judged by the student.</w:t>
+            </w:r>
+          </w:p>
+        </w:tc>
+      </w:tr>
+      <w:tr>
+        <w:trPr>
+          <w:cantSplit/>
+        </w:trPr>
+        <w:tc>
+          <w:tcPr>
+            <w:tcW w:type="dxa" w:w="1900"/>
+            <w:shd w:fill="FAF8F3"/>
+            <w:tcMar>
+              <w:top w:w="100" w:type="dxa"/>
+              <w:start w:w="120" w:type="dxa"/>
+              <w:bottom w:w="100" w:type="dxa"/>
+              <w:end w:w="120" w:type="dxa"/>
+            </w:tcMar>
+            <w:vAlign w:val="center"/>
+          </w:tcPr>
+          <w:p>
+            <w:pPr>
+              <w:spacing w:after="20" w:line="247" w:lineRule="auto"/>
+            </w:pPr>
+            <w:r/>
+            <w:r>
+              <w:rPr>
+                <w:rFonts w:ascii="Aptos" w:hAnsi="Aptos"/>
+                <w:b w:val="0"/>
+                <w:i w:val="0"/>
+                <w:color w:val="1A1F2C"/>
+                <w:sz w:val="18"/>
+              </w:rPr>
+              <w:t>Developing / partial</w:t>
+            </w:r>
+          </w:p>
+        </w:tc>
+        <w:tc>
+          <w:tcPr>
+            <w:tcW w:type="dxa" w:w="7460"/>
+            <w:shd w:fill="FAF8F3"/>
+            <w:tcMar>
+              <w:top w:w="100" w:type="dxa"/>
+              <w:start w:w="120" w:type="dxa"/>
+              <w:bottom w:w="100" w:type="dxa"/>
+              <w:end w:w="120" w:type="dxa"/>
+            </w:tcMar>
+            <w:vAlign w:val="center"/>
+          </w:tcPr>
+          <w:p>
+            <w:pPr>
+              <w:spacing w:after="20" w:line="247" w:lineRule="auto"/>
+            </w:pPr>
+            <w:r/>
+            <w:r>
+              <w:rPr>
+                <w:rFonts w:ascii="Aptos" w:hAnsi="Aptos"/>
+                <w:b w:val="0"/>
+                <w:i w:val="0"/>
+                <w:color w:val="1A1F2C"/>
+                <w:sz w:val="18"/>
+              </w:rPr>
+              <w:t>Linkage or a challenge record is present, but assumptions, decision triggers, source labels, verification, or student judgment are incomplete.</w:t>
+            </w:r>
+          </w:p>
+        </w:tc>
+      </w:tr>
+      <w:tr>
+        <w:trPr>
+          <w:cantSplit/>
+        </w:trPr>
+        <w:tc>
+          <w:tcPr>
+            <w:tcW w:type="dxa" w:w="1900"/>
+            <w:tcMar>
+              <w:top w:w="100" w:type="dxa"/>
+              <w:start w:w="120" w:type="dxa"/>
+              <w:bottom w:w="100" w:type="dxa"/>
+              <w:end w:w="120" w:type="dxa"/>
+            </w:tcMar>
+            <w:vAlign w:val="center"/>
+          </w:tcPr>
+          <w:p>
+            <w:pPr>
+              <w:spacing w:after="20" w:line="247" w:lineRule="auto"/>
+            </w:pPr>
+            <w:r/>
+            <w:r>
+              <w:rPr>
+                <w:rFonts w:ascii="Aptos" w:hAnsi="Aptos"/>
+                <w:b w:val="0"/>
+                <w:i w:val="0"/>
+                <w:color w:val="1A1F2C"/>
+                <w:sz w:val="18"/>
+              </w:rPr>
+              <w:t>Missing / unusable</w:t>
+            </w:r>
+          </w:p>
+        </w:tc>
+        <w:tc>
+          <w:tcPr>
+            <w:tcW w:type="dxa" w:w="7460"/>
+            <w:tcMar>
+              <w:top w:w="100" w:type="dxa"/>
+              <w:start w:w="120" w:type="dxa"/>
+              <w:bottom w:w="100" w:type="dxa"/>
+              <w:end w:w="120" w:type="dxa"/>
+            </w:tcMar>
+            <w:vAlign w:val="center"/>
+          </w:tcPr>
+          <w:p>
+            <w:pPr>
+              <w:spacing w:after="20" w:line="247" w:lineRule="auto"/>
+            </w:pPr>
+            <w:r/>
+            <w:r>
+              <w:rPr>
+                <w:rFonts w:ascii="Aptos" w:hAnsi="Aptos"/>
+                <w:b w:val="0"/>
+                <w:i w:val="0"/>
+                <w:color w:val="1A1F2C"/>
+                <w:sz w:val="18"/>
+              </w:rPr>
+              <w:t>Scenarios are disconnected from the hypothesis; the evidence register is unusable; AI output is treated as a source; or the challenge and judgment are missing.</w:t>
+            </w:r>
+          </w:p>
+        </w:tc>
+      </w:tr>
+    </w:tbl>
+    <w:p>
+      <w:pPr>
+        <w:spacing w:after="20"/>
+      </w:pPr>
+    </w:p>
+    <w:p>
+      <w:r>
+        <w:br w:type="page"/>
+      </w:r>
+    </w:p>
+    <w:p>
+      <w:pPr>
+        <w:pStyle w:val="Heading1"/>
+        <w:keepNext/>
+      </w:pPr>
+      <w:r>
         <w:t>Scoring rules</w:t>
       </w:r>
     </w:p>
     <w:p>
       <w:pPr>
-        <w:pStyle w:val="ListBullet"/>
+        <w:ind w:left="317" w:hanging="317"/>
       </w:pPr>
       <w:r>
         <w:rPr>
-          <w:rFonts w:ascii="Calibri" w:hAnsi="Calibri"/>
-          <w:color w:val="000000"/>
-          <w:sz w:val="22"/>
+          <w:rFonts w:ascii="Aptos" w:hAnsi="Aptos"/>
+          <w:b w:val="0"/>
+          <w:i w:val="0"/>
+          <w:color w:val="1A1F2C"/>
+          <w:sz w:val="21"/>
         </w:rPr>
-        <w:t>Award points for demonstrated evidence, not for document length or confident wording.</w:t>
+        <w:t>• Award points for demonstrated evidence, not document length or confident wording.</w:t>
       </w:r>
     </w:p>
     <w:p>
       <w:pPr>
-        <w:pStyle w:val="ListBullet"/>
+        <w:ind w:left="317" w:hanging="317"/>
       </w:pPr>
       <w:r>
         <w:rPr>
-          <w:rFonts w:ascii="Calibri" w:hAnsi="Calibri"/>
-          <w:color w:val="000000"/>
-          <w:sz w:val="22"/>
+          <w:rFonts w:ascii="Aptos" w:hAnsi="Aptos"/>
+          <w:b w:val="0"/>
+          <w:i w:val="0"/>
+          <w:color w:val="1A1F2C"/>
+          <w:sz w:val="21"/>
         </w:rPr>
-        <w:t>Score the work submitted. Approval or required revision is a separate instructional decision.</w:t>
+        <w:t>• Score the work submitted. Approval or required revision is a separate instructional decision.</w:t>
       </w:r>
     </w:p>
     <w:p>
       <w:pPr>
-        <w:pStyle w:val="ListBullet"/>
+        <w:ind w:left="317" w:hanging="317"/>
       </w:pPr>
       <w:r>
         <w:rPr>
-          <w:rFonts w:ascii="Calibri" w:hAnsi="Calibri"/>
-          <w:color w:val="000000"/>
-          <w:sz w:val="22"/>
+          <w:rFonts w:ascii="Aptos" w:hAnsi="Aptos"/>
+          <w:b w:val="0"/>
+          <w:i w:val="0"/>
+          <w:color w:val="1A1F2C"/>
+          <w:sz w:val="21"/>
         </w:rPr>
-        <w:t>Within each criterion, use proportional partial credit when evidence falls between the anchors.</w:t>
+        <w:t>• Within each criterion, use proportional partial credit when evidence falls between the anchors.</w:t>
       </w:r>
     </w:p>
     <w:p>
       <w:pPr>
-        <w:pStyle w:val="ListBullet"/>
+        <w:ind w:left="317" w:hanging="317"/>
       </w:pPr>
       <w:r>
         <w:rPr>
-          <w:rFonts w:ascii="Calibri" w:hAnsi="Calibri"/>
-          <w:color w:val="000000"/>
-          <w:sz w:val="22"/>
+          <w:rFonts w:ascii="Aptos" w:hAnsi="Aptos"/>
+          <w:b w:val="0"/>
+          <w:i w:val="0"/>
+          <w:color w:val="1A1F2C"/>
+          <w:sz w:val="21"/>
         </w:rPr>
-        <w:t>A fabricated figure, invented citation, or unsupported bridge amount earns no credit for the affected evidence and may require academic-integrity follow-up under course policy.</w:t>
+        <w:t>• A fabricated figure, invented citation, or unsupported bridge amount earns no credit for the affected evidence and may require academic-integrity follow-up under course policy.</w:t>
       </w:r>
     </w:p>
     <w:p>
       <w:pPr>
-        <w:pStyle w:val="ListBullet"/>
+        <w:ind w:left="317" w:hanging="317"/>
       </w:pPr>
       <w:r>
         <w:rPr>
-          <w:rFonts w:ascii="Calibri" w:hAnsi="Calibri"/>
-          <w:color w:val="000000"/>
-          <w:sz w:val="22"/>
+          <w:rFonts w:ascii="Aptos" w:hAnsi="Aptos"/>
+          <w:b w:val="0"/>
+          <w:i w:val="0"/>
+          <w:color w:val="1A1F2C"/>
+          <w:sz w:val="21"/>
         </w:rPr>
-        <w:t>A stated and well-managed data limitation can earn credit. Concealing the limitation cannot.</w:t>
+        <w:t>• FactSet evidence must identify source, report or screen or metric, date, period, units, definition, peer group, use, and limitation as applicable.</w:t>
       </w:r>
     </w:p>
     <w:p>
       <w:pPr>
-        <w:pStyle w:val="ListBullet"/>
+        <w:ind w:left="317" w:hanging="317"/>
       </w:pPr>
       <w:r>
         <w:rPr>
-          <w:rFonts w:ascii="Calibri" w:hAnsi="Calibri"/>
-          <w:color w:val="000000"/>
-          <w:sz w:val="22"/>
+          <w:rFonts w:ascii="Aptos" w:hAnsi="Aptos"/>
+          <w:b w:val="0"/>
+          <w:i w:val="0"/>
+          <w:color w:val="1A1F2C"/>
+          <w:sz w:val="21"/>
         </w:rPr>
-        <w:t>FactSet evidence is permitted in course work but must be labeled with source, report/screen/metric, date, period, units, definition, peer group, use, and limitation as applicable.</w:t>
+        <w:t>• AI output is not evidence. The student must independently verify retained challenges and make the final judgment.</w:t>
       </w:r>
     </w:p>
     <w:p>
       <w:pPr>
-        <w:pStyle w:val="ListBullet"/>
+        <w:pStyle w:val="Heading1"/>
+        <w:keepNext/>
       </w:pPr>
       <w:r>
-        <w:rPr>
-          <w:rFonts w:ascii="Calibri" w:hAnsi="Calibri"/>
-          <w:color w:val="000000"/>
-          <w:sz w:val="22"/>
-        </w:rPr>
-        <w:t>AI output is not evidence. The student must independently verify retained challenges and make the final judgment.</w:t>
-      </w:r>
-    </w:p>
-    <w:p>
-      <w:pPr>
-        <w:pStyle w:val="Heading2"/>
-      </w:pPr>
-      <w:r>
-        <w:rPr>
-          <w:rFonts w:ascii="Calibri" w:hAnsi="Calibri"/>
-          <w:color w:val="175FA9"/>
-          <w:sz w:val="26"/>
-        </w:rPr>
         <w:t>Score record</w:t>
       </w:r>
     </w:p>
@@ -1578,9 +2224,9 @@
         <w:tblInd w:w="120" w:type="dxa"/>
       </w:tblPr>
       <w:tblGrid>
-        <w:gridCol w:w="2200"/>
-        <w:gridCol w:w="3480"/>
-        <w:gridCol w:w="3680"/>
+        <w:gridCol w:w="5100"/>
+        <w:gridCol w:w="1500"/>
+        <w:gridCol w:w="2760"/>
       </w:tblGrid>
       <w:tr>
         <w:trPr>
@@ -1589,32 +2235,28 @@
         </w:trPr>
         <w:tc>
           <w:tcPr>
-            <w:tcW w:type="dxa" w:w="2200"/>
-            <w:shd w:fill="EAF2F8"/>
+            <w:tcW w:type="dxa" w:w="5100"/>
+            <w:shd w:fill="EDF3F7"/>
             <w:tcMar>
-              <w:top w:w="80" w:type="dxa"/>
+              <w:top w:w="100" w:type="dxa"/>
               <w:start w:w="120" w:type="dxa"/>
-              <w:bottom w:w="80" w:type="dxa"/>
+              <w:bottom w:w="100" w:type="dxa"/>
               <w:end w:w="120" w:type="dxa"/>
             </w:tcMar>
             <w:vAlign w:val="center"/>
           </w:tcPr>
           <w:p>
             <w:pPr>
-              <w:spacing w:before="0" w:after="40" w:line="252" w:lineRule="auto"/>
-              <w:jc w:val="left"/>
+              <w:spacing w:after="20" w:line="247" w:lineRule="auto"/>
             </w:pPr>
+            <w:r/>
             <w:r>
               <w:rPr>
+                <w:rFonts w:ascii="Aptos" w:hAnsi="Aptos"/>
                 <w:b/>
-              </w:rPr>
-            </w:r>
-            <w:r>
-              <w:rPr>
-                <w:rFonts w:ascii="Calibri" w:hAnsi="Calibri"/>
-                <w:b/>
-                <w:color w:val="0A2540"/>
-                <w:sz w:val="19"/>
+                <w:i w:val="0"/>
+                <w:color w:val="152536"/>
+                <w:sz w:val="17"/>
               </w:rPr>
               <w:t>Criterion</w:t>
             </w:r>
@@ -1622,32 +2264,28 @@
         </w:tc>
         <w:tc>
           <w:tcPr>
-            <w:tcW w:type="dxa" w:w="3480"/>
-            <w:shd w:fill="EAF2F8"/>
+            <w:tcW w:type="dxa" w:w="1500"/>
+            <w:shd w:fill="EDF3F7"/>
             <w:tcMar>
-              <w:top w:w="80" w:type="dxa"/>
+              <w:top w:w="100" w:type="dxa"/>
               <w:start w:w="120" w:type="dxa"/>
-              <w:bottom w:w="80" w:type="dxa"/>
+              <w:bottom w:w="100" w:type="dxa"/>
               <w:end w:w="120" w:type="dxa"/>
             </w:tcMar>
             <w:vAlign w:val="center"/>
           </w:tcPr>
           <w:p>
             <w:pPr>
-              <w:spacing w:before="0" w:after="40" w:line="252" w:lineRule="auto"/>
-              <w:jc w:val="left"/>
+              <w:spacing w:after="20" w:line="247" w:lineRule="auto"/>
             </w:pPr>
+            <w:r/>
             <w:r>
               <w:rPr>
+                <w:rFonts w:ascii="Aptos" w:hAnsi="Aptos"/>
                 <w:b/>
-              </w:rPr>
-            </w:r>
-            <w:r>
-              <w:rPr>
-                <w:rFonts w:ascii="Calibri" w:hAnsi="Calibri"/>
-                <w:b/>
-                <w:color w:val="0A2540"/>
-                <w:sz w:val="19"/>
+                <w:i w:val="0"/>
+                <w:color w:val="152536"/>
+                <w:sz w:val="17"/>
               </w:rPr>
               <w:t>Score</w:t>
             </w:r>
@@ -1655,32 +2293,28 @@
         </w:tc>
         <w:tc>
           <w:tcPr>
-            <w:tcW w:type="dxa" w:w="3680"/>
-            <w:shd w:fill="EAF2F8"/>
+            <w:tcW w:type="dxa" w:w="2760"/>
+            <w:shd w:fill="EDF3F7"/>
             <w:tcMar>
-              <w:top w:w="80" w:type="dxa"/>
+              <w:top w:w="100" w:type="dxa"/>
               <w:start w:w="120" w:type="dxa"/>
-              <w:bottom w:w="80" w:type="dxa"/>
+              <w:bottom w:w="100" w:type="dxa"/>
               <w:end w:w="120" w:type="dxa"/>
             </w:tcMar>
             <w:vAlign w:val="center"/>
           </w:tcPr>
           <w:p>
             <w:pPr>
-              <w:spacing w:before="0" w:after="40" w:line="252" w:lineRule="auto"/>
-              <w:jc w:val="left"/>
+              <w:spacing w:after="20" w:line="247" w:lineRule="auto"/>
             </w:pPr>
+            <w:r/>
             <w:r>
               <w:rPr>
+                <w:rFonts w:ascii="Aptos" w:hAnsi="Aptos"/>
                 <w:b/>
-              </w:rPr>
-            </w:r>
-            <w:r>
-              <w:rPr>
-                <w:rFonts w:ascii="Calibri" w:hAnsi="Calibri"/>
-                <w:b/>
-                <w:color w:val="0A2540"/>
-                <w:sz w:val="19"/>
+                <w:i w:val="0"/>
+                <w:color w:val="152536"/>
+                <w:sz w:val="17"/>
               </w:rPr>
               <w:t>Instructor note</w:t>
             </w:r>
@@ -1693,26 +2327,27 @@
         </w:trPr>
         <w:tc>
           <w:tcPr>
-            <w:tcW w:type="dxa" w:w="2200"/>
+            <w:tcW w:type="dxa" w:w="5100"/>
             <w:tcMar>
-              <w:top w:w="80" w:type="dxa"/>
+              <w:top w:w="100" w:type="dxa"/>
               <w:start w:w="120" w:type="dxa"/>
-              <w:bottom w:w="80" w:type="dxa"/>
+              <w:bottom w:w="100" w:type="dxa"/>
               <w:end w:w="120" w:type="dxa"/>
             </w:tcMar>
             <w:vAlign w:val="center"/>
           </w:tcPr>
           <w:p>
             <w:pPr>
-              <w:spacing w:before="0" w:after="40" w:line="252" w:lineRule="auto"/>
-              <w:jc w:val="left"/>
+              <w:spacing w:after="20" w:line="247" w:lineRule="auto"/>
             </w:pPr>
             <w:r/>
             <w:r>
               <w:rPr>
-                <w:rFonts w:ascii="Calibri" w:hAnsi="Calibri"/>
-                <w:color w:val="000000"/>
-                <w:sz w:val="19"/>
+                <w:rFonts w:ascii="Aptos" w:hAnsi="Aptos"/>
+                <w:b w:val="0"/>
+                <w:i w:val="0"/>
+                <w:color w:val="1A1F2C"/>
+                <w:sz w:val="17"/>
               </w:rPr>
               <w:t>Revenue-engine map</w:t>
             </w:r>
@@ -1720,26 +2355,27 @@
         </w:tc>
         <w:tc>
           <w:tcPr>
-            <w:tcW w:type="dxa" w:w="3480"/>
+            <w:tcW w:type="dxa" w:w="1500"/>
             <w:tcMar>
-              <w:top w:w="80" w:type="dxa"/>
+              <w:top w:w="100" w:type="dxa"/>
               <w:start w:w="120" w:type="dxa"/>
-              <w:bottom w:w="80" w:type="dxa"/>
+              <w:bottom w:w="100" w:type="dxa"/>
               <w:end w:w="120" w:type="dxa"/>
             </w:tcMar>
             <w:vAlign w:val="center"/>
           </w:tcPr>
           <w:p>
             <w:pPr>
-              <w:spacing w:before="0" w:after="40" w:line="252" w:lineRule="auto"/>
-              <w:jc w:val="left"/>
+              <w:spacing w:after="20" w:line="247" w:lineRule="auto"/>
             </w:pPr>
             <w:r/>
             <w:r>
               <w:rPr>
-                <w:rFonts w:ascii="Calibri" w:hAnsi="Calibri"/>
-                <w:color w:val="000000"/>
-                <w:sz w:val="19"/>
+                <w:rFonts w:ascii="Aptos" w:hAnsi="Aptos"/>
+                <w:b w:val="0"/>
+                <w:i w:val="0"/>
+                <w:color w:val="1A1F2C"/>
+                <w:sz w:val="17"/>
               </w:rPr>
               <w:t>[ ] / 1.00</w:t>
             </w:r>
@@ -1747,26 +2383,27 @@
         </w:tc>
         <w:tc>
           <w:tcPr>
-            <w:tcW w:type="dxa" w:w="3680"/>
+            <w:tcW w:type="dxa" w:w="2760"/>
             <w:tcMar>
-              <w:top w:w="80" w:type="dxa"/>
+              <w:top w:w="100" w:type="dxa"/>
               <w:start w:w="120" w:type="dxa"/>
-              <w:bottom w:w="80" w:type="dxa"/>
+              <w:bottom w:w="100" w:type="dxa"/>
               <w:end w:w="120" w:type="dxa"/>
             </w:tcMar>
             <w:vAlign w:val="center"/>
           </w:tcPr>
           <w:p>
             <w:pPr>
-              <w:spacing w:before="0" w:after="40" w:line="252" w:lineRule="auto"/>
-              <w:jc w:val="left"/>
+              <w:spacing w:after="20" w:line="247" w:lineRule="auto"/>
             </w:pPr>
             <w:r/>
             <w:r>
               <w:rPr>
-                <w:rFonts w:ascii="Calibri" w:hAnsi="Calibri"/>
-                <w:color w:val="000000"/>
-                <w:sz w:val="19"/>
+                <w:rFonts w:ascii="Aptos" w:hAnsi="Aptos"/>
+                <w:b w:val="0"/>
+                <w:i w:val="0"/>
+                <w:color w:val="1A1F2C"/>
+                <w:sz w:val="17"/>
               </w:rPr>
               <w:t>[Type here.]</w:t>
             </w:r>
@@ -1779,27 +2416,28 @@
         </w:trPr>
         <w:tc>
           <w:tcPr>
-            <w:tcW w:type="dxa" w:w="2200"/>
-            <w:shd w:fill="F7F3ED"/>
+            <w:tcW w:type="dxa" w:w="5100"/>
+            <w:shd w:fill="FAF8F3"/>
             <w:tcMar>
-              <w:top w:w="80" w:type="dxa"/>
+              <w:top w:w="100" w:type="dxa"/>
               <w:start w:w="120" w:type="dxa"/>
-              <w:bottom w:w="80" w:type="dxa"/>
+              <w:bottom w:w="100" w:type="dxa"/>
               <w:end w:w="120" w:type="dxa"/>
             </w:tcMar>
             <w:vAlign w:val="center"/>
           </w:tcPr>
           <w:p>
             <w:pPr>
-              <w:spacing w:before="0" w:after="40" w:line="252" w:lineRule="auto"/>
-              <w:jc w:val="left"/>
+              <w:spacing w:after="20" w:line="247" w:lineRule="auto"/>
             </w:pPr>
             <w:r/>
             <w:r>
               <w:rPr>
-                <w:rFonts w:ascii="Calibri" w:hAnsi="Calibri"/>
-                <w:color w:val="000000"/>
-                <w:sz w:val="19"/>
+                <w:rFonts w:ascii="Aptos" w:hAnsi="Aptos"/>
+                <w:b w:val="0"/>
+                <w:i w:val="0"/>
+                <w:color w:val="1A1F2C"/>
+                <w:sz w:val="17"/>
               </w:rPr>
               <w:t>Revenue history and comparability</w:t>
             </w:r>
@@ -1807,27 +2445,28 @@
         </w:tc>
         <w:tc>
           <w:tcPr>
-            <w:tcW w:type="dxa" w:w="3480"/>
-            <w:shd w:fill="F7F3ED"/>
+            <w:tcW w:type="dxa" w:w="1500"/>
+            <w:shd w:fill="FAF8F3"/>
             <w:tcMar>
-              <w:top w:w="80" w:type="dxa"/>
+              <w:top w:w="100" w:type="dxa"/>
               <w:start w:w="120" w:type="dxa"/>
-              <w:bottom w:w="80" w:type="dxa"/>
+              <w:bottom w:w="100" w:type="dxa"/>
               <w:end w:w="120" w:type="dxa"/>
             </w:tcMar>
             <w:vAlign w:val="center"/>
           </w:tcPr>
           <w:p>
             <w:pPr>
-              <w:spacing w:before="0" w:after="40" w:line="252" w:lineRule="auto"/>
-              <w:jc w:val="left"/>
+              <w:spacing w:after="20" w:line="247" w:lineRule="auto"/>
             </w:pPr>
             <w:r/>
             <w:r>
               <w:rPr>
-                <w:rFonts w:ascii="Calibri" w:hAnsi="Calibri"/>
-                <w:color w:val="000000"/>
-                <w:sz w:val="19"/>
+                <w:rFonts w:ascii="Aptos" w:hAnsi="Aptos"/>
+                <w:b w:val="0"/>
+                <w:i w:val="0"/>
+                <w:color w:val="1A1F2C"/>
+                <w:sz w:val="17"/>
               </w:rPr>
               <w:t>[ ] / 1.25</w:t>
             </w:r>
@@ -1835,27 +2474,28 @@
         </w:tc>
         <w:tc>
           <w:tcPr>
-            <w:tcW w:type="dxa" w:w="3680"/>
-            <w:shd w:fill="F7F3ED"/>
+            <w:tcW w:type="dxa" w:w="2760"/>
+            <w:shd w:fill="FAF8F3"/>
             <w:tcMar>
-              <w:top w:w="80" w:type="dxa"/>
+              <w:top w:w="100" w:type="dxa"/>
               <w:start w:w="120" w:type="dxa"/>
-              <w:bottom w:w="80" w:type="dxa"/>
+              <w:bottom w:w="100" w:type="dxa"/>
               <w:end w:w="120" w:type="dxa"/>
             </w:tcMar>
             <w:vAlign w:val="center"/>
           </w:tcPr>
           <w:p>
             <w:pPr>
-              <w:spacing w:before="0" w:after="40" w:line="252" w:lineRule="auto"/>
-              <w:jc w:val="left"/>
+              <w:spacing w:after="20" w:line="247" w:lineRule="auto"/>
             </w:pPr>
             <w:r/>
             <w:r>
               <w:rPr>
-                <w:rFonts w:ascii="Calibri" w:hAnsi="Calibri"/>
-                <w:color w:val="000000"/>
-                <w:sz w:val="19"/>
+                <w:rFonts w:ascii="Aptos" w:hAnsi="Aptos"/>
+                <w:b w:val="0"/>
+                <w:i w:val="0"/>
+                <w:color w:val="1A1F2C"/>
+                <w:sz w:val="17"/>
               </w:rPr>
               <w:t>[Type here.]</w:t>
             </w:r>
@@ -1868,26 +2508,27 @@
         </w:trPr>
         <w:tc>
           <w:tcPr>
-            <w:tcW w:type="dxa" w:w="2200"/>
+            <w:tcW w:type="dxa" w:w="5100"/>
             <w:tcMar>
-              <w:top w:w="80" w:type="dxa"/>
+              <w:top w:w="100" w:type="dxa"/>
               <w:start w:w="120" w:type="dxa"/>
-              <w:bottom w:w="80" w:type="dxa"/>
+              <w:bottom w:w="100" w:type="dxa"/>
               <w:end w:w="120" w:type="dxa"/>
             </w:tcMar>
             <w:vAlign w:val="center"/>
           </w:tcPr>
           <w:p>
             <w:pPr>
-              <w:spacing w:before="0" w:after="40" w:line="252" w:lineRule="auto"/>
-              <w:jc w:val="left"/>
+              <w:spacing w:after="20" w:line="247" w:lineRule="auto"/>
             </w:pPr>
             <w:r/>
             <w:r>
               <w:rPr>
-                <w:rFonts w:ascii="Calibri" w:hAnsi="Calibri"/>
-                <w:color w:val="000000"/>
-                <w:sz w:val="19"/>
+                <w:rFonts w:ascii="Aptos" w:hAnsi="Aptos"/>
+                <w:b w:val="0"/>
+                <w:i w:val="0"/>
+                <w:color w:val="1A1F2C"/>
+                <w:sz w:val="17"/>
               </w:rPr>
               <w:t>Driver decomposition</w:t>
             </w:r>
@@ -1895,26 +2536,27 @@
         </w:tc>
         <w:tc>
           <w:tcPr>
-            <w:tcW w:type="dxa" w:w="3480"/>
+            <w:tcW w:type="dxa" w:w="1500"/>
             <w:tcMar>
-              <w:top w:w="80" w:type="dxa"/>
+              <w:top w:w="100" w:type="dxa"/>
               <w:start w:w="120" w:type="dxa"/>
-              <w:bottom w:w="80" w:type="dxa"/>
+              <w:bottom w:w="100" w:type="dxa"/>
               <w:end w:w="120" w:type="dxa"/>
             </w:tcMar>
             <w:vAlign w:val="center"/>
           </w:tcPr>
           <w:p>
             <w:pPr>
-              <w:spacing w:before="0" w:after="40" w:line="252" w:lineRule="auto"/>
-              <w:jc w:val="left"/>
+              <w:spacing w:after="20" w:line="247" w:lineRule="auto"/>
             </w:pPr>
             <w:r/>
             <w:r>
               <w:rPr>
-                <w:rFonts w:ascii="Calibri" w:hAnsi="Calibri"/>
-                <w:color w:val="000000"/>
-                <w:sz w:val="19"/>
+                <w:rFonts w:ascii="Aptos" w:hAnsi="Aptos"/>
+                <w:b w:val="0"/>
+                <w:i w:val="0"/>
+                <w:color w:val="1A1F2C"/>
+                <w:sz w:val="17"/>
               </w:rPr>
               <w:t>[ ] / 1.25</w:t>
             </w:r>
@@ -1922,26 +2564,27 @@
         </w:tc>
         <w:tc>
           <w:tcPr>
-            <w:tcW w:type="dxa" w:w="3680"/>
+            <w:tcW w:type="dxa" w:w="2760"/>
             <w:tcMar>
-              <w:top w:w="80" w:type="dxa"/>
+              <w:top w:w="100" w:type="dxa"/>
               <w:start w:w="120" w:type="dxa"/>
-              <w:bottom w:w="80" w:type="dxa"/>
+              <w:bottom w:w="100" w:type="dxa"/>
               <w:end w:w="120" w:type="dxa"/>
             </w:tcMar>
             <w:vAlign w:val="center"/>
           </w:tcPr>
           <w:p>
             <w:pPr>
-              <w:spacing w:before="0" w:after="40" w:line="252" w:lineRule="auto"/>
-              <w:jc w:val="left"/>
+              <w:spacing w:after="20" w:line="247" w:lineRule="auto"/>
             </w:pPr>
             <w:r/>
             <w:r>
               <w:rPr>
-                <w:rFonts w:ascii="Calibri" w:hAnsi="Calibri"/>
-                <w:color w:val="000000"/>
-                <w:sz w:val="19"/>
+                <w:rFonts w:ascii="Aptos" w:hAnsi="Aptos"/>
+                <w:b w:val="0"/>
+                <w:i w:val="0"/>
+                <w:color w:val="1A1F2C"/>
+                <w:sz w:val="17"/>
               </w:rPr>
               <w:t>[Type here.]</w:t>
             </w:r>
@@ -1954,27 +2597,28 @@
         </w:trPr>
         <w:tc>
           <w:tcPr>
-            <w:tcW w:type="dxa" w:w="2200"/>
-            <w:shd w:fill="F7F3ED"/>
+            <w:tcW w:type="dxa" w:w="5100"/>
+            <w:shd w:fill="FAF8F3"/>
             <w:tcMar>
-              <w:top w:w="80" w:type="dxa"/>
+              <w:top w:w="100" w:type="dxa"/>
               <w:start w:w="120" w:type="dxa"/>
-              <w:bottom w:w="80" w:type="dxa"/>
+              <w:bottom w:w="100" w:type="dxa"/>
               <w:end w:w="120" w:type="dxa"/>
             </w:tcMar>
             <w:vAlign w:val="center"/>
           </w:tcPr>
           <w:p>
             <w:pPr>
-              <w:spacing w:before="0" w:after="40" w:line="252" w:lineRule="auto"/>
-              <w:jc w:val="left"/>
+              <w:spacing w:after="20" w:line="247" w:lineRule="auto"/>
             </w:pPr>
             <w:r/>
             <w:r>
               <w:rPr>
-                <w:rFonts w:ascii="Calibri" w:hAnsi="Calibri"/>
-                <w:color w:val="000000"/>
-                <w:sz w:val="19"/>
+                <w:rFonts w:ascii="Aptos" w:hAnsi="Aptos"/>
+                <w:b w:val="0"/>
+                <w:i w:val="0"/>
+                <w:color w:val="1A1F2C"/>
+                <w:sz w:val="17"/>
               </w:rPr>
               <w:t>Industry, competitors, peers, and market share</w:t>
             </w:r>
@@ -1982,27 +2626,28 @@
         </w:tc>
         <w:tc>
           <w:tcPr>
-            <w:tcW w:type="dxa" w:w="3480"/>
-            <w:shd w:fill="F7F3ED"/>
+            <w:tcW w:type="dxa" w:w="1500"/>
+            <w:shd w:fill="FAF8F3"/>
             <w:tcMar>
-              <w:top w:w="80" w:type="dxa"/>
+              <w:top w:w="100" w:type="dxa"/>
               <w:start w:w="120" w:type="dxa"/>
-              <w:bottom w:w="80" w:type="dxa"/>
+              <w:bottom w:w="100" w:type="dxa"/>
               <w:end w:w="120" w:type="dxa"/>
             </w:tcMar>
             <w:vAlign w:val="center"/>
           </w:tcPr>
           <w:p>
             <w:pPr>
-              <w:spacing w:before="0" w:after="40" w:line="252" w:lineRule="auto"/>
-              <w:jc w:val="left"/>
+              <w:spacing w:after="20" w:line="247" w:lineRule="auto"/>
             </w:pPr>
             <w:r/>
             <w:r>
               <w:rPr>
-                <w:rFonts w:ascii="Calibri" w:hAnsi="Calibri"/>
-                <w:color w:val="000000"/>
-                <w:sz w:val="19"/>
+                <w:rFonts w:ascii="Aptos" w:hAnsi="Aptos"/>
+                <w:b w:val="0"/>
+                <w:i w:val="0"/>
+                <w:color w:val="1A1F2C"/>
+                <w:sz w:val="17"/>
               </w:rPr>
               <w:t>[ ] / 1.00</w:t>
             </w:r>
@@ -2010,27 +2655,28 @@
         </w:tc>
         <w:tc>
           <w:tcPr>
-            <w:tcW w:type="dxa" w:w="3680"/>
-            <w:shd w:fill="F7F3ED"/>
+            <w:tcW w:type="dxa" w:w="2760"/>
+            <w:shd w:fill="FAF8F3"/>
             <w:tcMar>
-              <w:top w:w="80" w:type="dxa"/>
+              <w:top w:w="100" w:type="dxa"/>
               <w:start w:w="120" w:type="dxa"/>
-              <w:bottom w:w="80" w:type="dxa"/>
+              <w:bottom w:w="100" w:type="dxa"/>
               <w:end w:w="120" w:type="dxa"/>
             </w:tcMar>
             <w:vAlign w:val="center"/>
           </w:tcPr>
           <w:p>
             <w:pPr>
-              <w:spacing w:before="0" w:after="40" w:line="252" w:lineRule="auto"/>
-              <w:jc w:val="left"/>
+              <w:spacing w:after="20" w:line="247" w:lineRule="auto"/>
             </w:pPr>
             <w:r/>
             <w:r>
               <w:rPr>
-                <w:rFonts w:ascii="Calibri" w:hAnsi="Calibri"/>
-                <w:color w:val="000000"/>
-                <w:sz w:val="19"/>
+                <w:rFonts w:ascii="Aptos" w:hAnsi="Aptos"/>
+                <w:b w:val="0"/>
+                <w:i w:val="0"/>
+                <w:color w:val="1A1F2C"/>
+                <w:sz w:val="17"/>
               </w:rPr>
               <w:t>[Type here.]</w:t>
             </w:r>
@@ -2043,26 +2689,27 @@
         </w:trPr>
         <w:tc>
           <w:tcPr>
-            <w:tcW w:type="dxa" w:w="2200"/>
+            <w:tcW w:type="dxa" w:w="5100"/>
             <w:tcMar>
-              <w:top w:w="80" w:type="dxa"/>
+              <w:top w:w="100" w:type="dxa"/>
               <w:start w:w="120" w:type="dxa"/>
-              <w:bottom w:w="80" w:type="dxa"/>
+              <w:bottom w:w="100" w:type="dxa"/>
               <w:end w:w="120" w:type="dxa"/>
             </w:tcMar>
             <w:vAlign w:val="center"/>
           </w:tcPr>
           <w:p>
             <w:pPr>
-              <w:spacing w:before="0" w:after="40" w:line="252" w:lineRule="auto"/>
-              <w:jc w:val="left"/>
+              <w:spacing w:after="20" w:line="247" w:lineRule="auto"/>
             </w:pPr>
             <w:r/>
             <w:r>
               <w:rPr>
-                <w:rFonts w:ascii="Calibri" w:hAnsi="Calibri"/>
-                <w:color w:val="000000"/>
-                <w:sz w:val="19"/>
+                <w:rFonts w:ascii="Aptos" w:hAnsi="Aptos"/>
+                <w:b w:val="0"/>
+                <w:i w:val="0"/>
+                <w:color w:val="1A1F2C"/>
+                <w:sz w:val="17"/>
               </w:rPr>
               <w:t>Leading indicators and revenue risks</w:t>
             </w:r>
@@ -2070,26 +2717,27 @@
         </w:tc>
         <w:tc>
           <w:tcPr>
-            <w:tcW w:type="dxa" w:w="3480"/>
+            <w:tcW w:type="dxa" w:w="1500"/>
             <w:tcMar>
-              <w:top w:w="80" w:type="dxa"/>
+              <w:top w:w="100" w:type="dxa"/>
               <w:start w:w="120" w:type="dxa"/>
-              <w:bottom w:w="80" w:type="dxa"/>
+              <w:bottom w:w="100" w:type="dxa"/>
               <w:end w:w="120" w:type="dxa"/>
             </w:tcMar>
             <w:vAlign w:val="center"/>
           </w:tcPr>
           <w:p>
             <w:pPr>
-              <w:spacing w:before="0" w:after="40" w:line="252" w:lineRule="auto"/>
-              <w:jc w:val="left"/>
+              <w:spacing w:after="20" w:line="247" w:lineRule="auto"/>
             </w:pPr>
             <w:r/>
             <w:r>
               <w:rPr>
-                <w:rFonts w:ascii="Calibri" w:hAnsi="Calibri"/>
-                <w:color w:val="000000"/>
-                <w:sz w:val="19"/>
+                <w:rFonts w:ascii="Aptos" w:hAnsi="Aptos"/>
+                <w:b w:val="0"/>
+                <w:i w:val="0"/>
+                <w:color w:val="1A1F2C"/>
+                <w:sz w:val="17"/>
               </w:rPr>
               <w:t>[ ] / 1.00</w:t>
             </w:r>
@@ -2097,26 +2745,27 @@
         </w:tc>
         <w:tc>
           <w:tcPr>
-            <w:tcW w:type="dxa" w:w="3680"/>
+            <w:tcW w:type="dxa" w:w="2760"/>
             <w:tcMar>
-              <w:top w:w="80" w:type="dxa"/>
+              <w:top w:w="100" w:type="dxa"/>
               <w:start w:w="120" w:type="dxa"/>
-              <w:bottom w:w="80" w:type="dxa"/>
+              <w:bottom w:w="100" w:type="dxa"/>
               <w:end w:w="120" w:type="dxa"/>
             </w:tcMar>
             <w:vAlign w:val="center"/>
           </w:tcPr>
           <w:p>
             <w:pPr>
-              <w:spacing w:before="0" w:after="40" w:line="252" w:lineRule="auto"/>
-              <w:jc w:val="left"/>
+              <w:spacing w:after="20" w:line="247" w:lineRule="auto"/>
             </w:pPr>
             <w:r/>
             <w:r>
               <w:rPr>
-                <w:rFonts w:ascii="Calibri" w:hAnsi="Calibri"/>
-                <w:color w:val="000000"/>
-                <w:sz w:val="19"/>
+                <w:rFonts w:ascii="Aptos" w:hAnsi="Aptos"/>
+                <w:b w:val="0"/>
+                <w:i w:val="0"/>
+                <w:color w:val="1A1F2C"/>
+                <w:sz w:val="17"/>
               </w:rPr>
               <w:t>[Type here.]</w:t>
             </w:r>
@@ -2129,27 +2778,28 @@
         </w:trPr>
         <w:tc>
           <w:tcPr>
-            <w:tcW w:type="dxa" w:w="2200"/>
-            <w:shd w:fill="F7F3ED"/>
+            <w:tcW w:type="dxa" w:w="5100"/>
+            <w:shd w:fill="FAF8F3"/>
             <w:tcMar>
-              <w:top w:w="80" w:type="dxa"/>
+              <w:top w:w="100" w:type="dxa"/>
               <w:start w:w="120" w:type="dxa"/>
-              <w:bottom w:w="80" w:type="dxa"/>
+              <w:bottom w:w="100" w:type="dxa"/>
               <w:end w:w="120" w:type="dxa"/>
             </w:tcMar>
             <w:vAlign w:val="center"/>
           </w:tcPr>
           <w:p>
             <w:pPr>
-              <w:spacing w:before="0" w:after="40" w:line="252" w:lineRule="auto"/>
-              <w:jc w:val="left"/>
+              <w:spacing w:after="20" w:line="247" w:lineRule="auto"/>
             </w:pPr>
             <w:r/>
             <w:r>
               <w:rPr>
-                <w:rFonts w:ascii="Calibri" w:hAnsi="Calibri"/>
-                <w:color w:val="000000"/>
-                <w:sz w:val="19"/>
+                <w:rFonts w:ascii="Aptos" w:hAnsi="Aptos"/>
+                <w:b w:val="0"/>
+                <w:i w:val="0"/>
+                <w:color w:val="1A1F2C"/>
+                <w:sz w:val="17"/>
               </w:rPr>
               <w:t>Testable revenue hypothesis</w:t>
             </w:r>
@@ -2157,27 +2807,28 @@
         </w:tc>
         <w:tc>
           <w:tcPr>
-            <w:tcW w:type="dxa" w:w="3480"/>
-            <w:shd w:fill="F7F3ED"/>
+            <w:tcW w:type="dxa" w:w="1500"/>
+            <w:shd w:fill="FAF8F3"/>
             <w:tcMar>
-              <w:top w:w="80" w:type="dxa"/>
+              <w:top w:w="100" w:type="dxa"/>
               <w:start w:w="120" w:type="dxa"/>
-              <w:bottom w:w="80" w:type="dxa"/>
+              <w:bottom w:w="100" w:type="dxa"/>
               <w:end w:w="120" w:type="dxa"/>
             </w:tcMar>
             <w:vAlign w:val="center"/>
           </w:tcPr>
           <w:p>
             <w:pPr>
-              <w:spacing w:before="0" w:after="40" w:line="252" w:lineRule="auto"/>
-              <w:jc w:val="left"/>
+              <w:spacing w:after="20" w:line="247" w:lineRule="auto"/>
             </w:pPr>
             <w:r/>
             <w:r>
               <w:rPr>
-                <w:rFonts w:ascii="Calibri" w:hAnsi="Calibri"/>
-                <w:color w:val="000000"/>
-                <w:sz w:val="19"/>
+                <w:rFonts w:ascii="Aptos" w:hAnsi="Aptos"/>
+                <w:b w:val="0"/>
+                <w:i w:val="0"/>
+                <w:color w:val="1A1F2C"/>
+                <w:sz w:val="17"/>
               </w:rPr>
               <w:t>[ ] / 1.25</w:t>
             </w:r>
@@ -2185,27 +2836,28 @@
         </w:tc>
         <w:tc>
           <w:tcPr>
-            <w:tcW w:type="dxa" w:w="3680"/>
-            <w:shd w:fill="F7F3ED"/>
+            <w:tcW w:type="dxa" w:w="2760"/>
+            <w:shd w:fill="FAF8F3"/>
             <w:tcMar>
-              <w:top w:w="80" w:type="dxa"/>
+              <w:top w:w="100" w:type="dxa"/>
               <w:start w:w="120" w:type="dxa"/>
-              <w:bottom w:w="80" w:type="dxa"/>
+              <w:bottom w:w="100" w:type="dxa"/>
               <w:end w:w="120" w:type="dxa"/>
             </w:tcMar>
             <w:vAlign w:val="center"/>
           </w:tcPr>
           <w:p>
             <w:pPr>
-              <w:spacing w:before="0" w:after="40" w:line="252" w:lineRule="auto"/>
-              <w:jc w:val="left"/>
+              <w:spacing w:after="20" w:line="247" w:lineRule="auto"/>
             </w:pPr>
             <w:r/>
             <w:r>
               <w:rPr>
-                <w:rFonts w:ascii="Calibri" w:hAnsi="Calibri"/>
-                <w:color w:val="000000"/>
-                <w:sz w:val="19"/>
+                <w:rFonts w:ascii="Aptos" w:hAnsi="Aptos"/>
+                <w:b w:val="0"/>
+                <w:i w:val="0"/>
+                <w:color w:val="1A1F2C"/>
+                <w:sz w:val="17"/>
               </w:rPr>
               <w:t>[Type here.]</w:t>
             </w:r>
@@ -2218,26 +2870,27 @@
         </w:trPr>
         <w:tc>
           <w:tcPr>
-            <w:tcW w:type="dxa" w:w="2200"/>
+            <w:tcW w:type="dxa" w:w="5100"/>
             <w:tcMar>
-              <w:top w:w="80" w:type="dxa"/>
+              <w:top w:w="100" w:type="dxa"/>
               <w:start w:w="120" w:type="dxa"/>
-              <w:bottom w:w="80" w:type="dxa"/>
+              <w:bottom w:w="100" w:type="dxa"/>
               <w:end w:w="120" w:type="dxa"/>
             </w:tcMar>
             <w:vAlign w:val="center"/>
           </w:tcPr>
           <w:p>
             <w:pPr>
-              <w:spacing w:before="0" w:after="40" w:line="252" w:lineRule="auto"/>
-              <w:jc w:val="left"/>
+              <w:spacing w:after="20" w:line="247" w:lineRule="auto"/>
             </w:pPr>
             <w:r/>
             <w:r>
               <w:rPr>
-                <w:rFonts w:ascii="Calibri" w:hAnsi="Calibri"/>
-                <w:color w:val="000000"/>
-                <w:sz w:val="19"/>
+                <w:rFonts w:ascii="Aptos" w:hAnsi="Aptos"/>
+                <w:b w:val="0"/>
+                <w:i w:val="0"/>
+                <w:color w:val="1A1F2C"/>
+                <w:sz w:val="17"/>
               </w:rPr>
               <w:t>Forecast, valuation, CFO, evidence, and challenge linkage</w:t>
             </w:r>
@@ -2245,26 +2898,27 @@
         </w:tc>
         <w:tc>
           <w:tcPr>
-            <w:tcW w:type="dxa" w:w="3480"/>
+            <w:tcW w:type="dxa" w:w="1500"/>
             <w:tcMar>
-              <w:top w:w="80" w:type="dxa"/>
+              <w:top w:w="100" w:type="dxa"/>
               <w:start w:w="120" w:type="dxa"/>
-              <w:bottom w:w="80" w:type="dxa"/>
+              <w:bottom w:w="100" w:type="dxa"/>
               <w:end w:w="120" w:type="dxa"/>
             </w:tcMar>
             <w:vAlign w:val="center"/>
           </w:tcPr>
           <w:p>
             <w:pPr>
-              <w:spacing w:before="0" w:after="40" w:line="252" w:lineRule="auto"/>
-              <w:jc w:val="left"/>
+              <w:spacing w:after="20" w:line="247" w:lineRule="auto"/>
             </w:pPr>
             <w:r/>
             <w:r>
               <w:rPr>
-                <w:rFonts w:ascii="Calibri" w:hAnsi="Calibri"/>
-                <w:color w:val="000000"/>
-                <w:sz w:val="19"/>
+                <w:rFonts w:ascii="Aptos" w:hAnsi="Aptos"/>
+                <w:b w:val="0"/>
+                <w:i w:val="0"/>
+                <w:color w:val="1A1F2C"/>
+                <w:sz w:val="17"/>
               </w:rPr>
               <w:t>[ ] / 1.25</w:t>
             </w:r>
@@ -2272,26 +2926,27 @@
         </w:tc>
         <w:tc>
           <w:tcPr>
-            <w:tcW w:type="dxa" w:w="3680"/>
+            <w:tcW w:type="dxa" w:w="2760"/>
             <w:tcMar>
-              <w:top w:w="80" w:type="dxa"/>
+              <w:top w:w="100" w:type="dxa"/>
               <w:start w:w="120" w:type="dxa"/>
-              <w:bottom w:w="80" w:type="dxa"/>
+              <w:bottom w:w="100" w:type="dxa"/>
               <w:end w:w="120" w:type="dxa"/>
             </w:tcMar>
             <w:vAlign w:val="center"/>
           </w:tcPr>
           <w:p>
             <w:pPr>
-              <w:spacing w:before="0" w:after="40" w:line="252" w:lineRule="auto"/>
-              <w:jc w:val="left"/>
+              <w:spacing w:after="20" w:line="247" w:lineRule="auto"/>
             </w:pPr>
             <w:r/>
             <w:r>
               <w:rPr>
-                <w:rFonts w:ascii="Calibri" w:hAnsi="Calibri"/>
-                <w:color w:val="000000"/>
-                <w:sz w:val="19"/>
+                <w:rFonts w:ascii="Aptos" w:hAnsi="Aptos"/>
+                <w:b w:val="0"/>
+                <w:i w:val="0"/>
+                <w:color w:val="1A1F2C"/>
+                <w:sz w:val="17"/>
               </w:rPr>
               <w:t>[Type here.]</w:t>
             </w:r>
@@ -2304,28 +2959,28 @@
         </w:trPr>
         <w:tc>
           <w:tcPr>
-            <w:tcW w:type="dxa" w:w="2200"/>
-            <w:shd w:fill="F7F3ED"/>
+            <w:tcW w:type="dxa" w:w="5100"/>
+            <w:shd w:fill="FAF8F3"/>
             <w:tcMar>
-              <w:top w:w="80" w:type="dxa"/>
+              <w:top w:w="100" w:type="dxa"/>
               <w:start w:w="120" w:type="dxa"/>
-              <w:bottom w:w="80" w:type="dxa"/>
+              <w:bottom w:w="100" w:type="dxa"/>
               <w:end w:w="120" w:type="dxa"/>
             </w:tcMar>
             <w:vAlign w:val="center"/>
           </w:tcPr>
           <w:p>
             <w:pPr>
-              <w:spacing w:before="0" w:after="40" w:line="252" w:lineRule="auto"/>
-              <w:jc w:val="left"/>
+              <w:spacing w:after="20" w:line="247" w:lineRule="auto"/>
             </w:pPr>
             <w:r/>
             <w:r>
               <w:rPr>
-                <w:rFonts w:ascii="Calibri" w:hAnsi="Calibri"/>
-                <w:b/>
-                <w:color w:val="000000"/>
-                <w:sz w:val="19"/>
+                <w:rFonts w:ascii="Aptos" w:hAnsi="Aptos"/>
+                <w:b w:val="0"/>
+                <w:i w:val="0"/>
+                <w:color w:val="1A1F2C"/>
+                <w:sz w:val="17"/>
               </w:rPr>
               <w:t>Milestone score</w:t>
             </w:r>
@@ -2333,28 +2988,28 @@
         </w:tc>
         <w:tc>
           <w:tcPr>
-            <w:tcW w:type="dxa" w:w="3480"/>
-            <w:shd w:fill="F7F3ED"/>
+            <w:tcW w:type="dxa" w:w="1500"/>
+            <w:shd w:fill="FAF8F3"/>
             <w:tcMar>
-              <w:top w:w="80" w:type="dxa"/>
+              <w:top w:w="100" w:type="dxa"/>
               <w:start w:w="120" w:type="dxa"/>
-              <w:bottom w:w="80" w:type="dxa"/>
+              <w:bottom w:w="100" w:type="dxa"/>
               <w:end w:w="120" w:type="dxa"/>
             </w:tcMar>
             <w:vAlign w:val="center"/>
           </w:tcPr>
           <w:p>
             <w:pPr>
-              <w:spacing w:before="0" w:after="40" w:line="252" w:lineRule="auto"/>
-              <w:jc w:val="left"/>
+              <w:spacing w:after="20" w:line="247" w:lineRule="auto"/>
             </w:pPr>
             <w:r/>
             <w:r>
               <w:rPr>
-                <w:rFonts w:ascii="Calibri" w:hAnsi="Calibri"/>
-                <w:b/>
-                <w:color w:val="000000"/>
-                <w:sz w:val="19"/>
+                <w:rFonts w:ascii="Aptos" w:hAnsi="Aptos"/>
+                <w:b w:val="0"/>
+                <w:i w:val="0"/>
+                <w:color w:val="1A1F2C"/>
+                <w:sz w:val="17"/>
               </w:rPr>
               <w:t>[ ] / 8.00</w:t>
             </w:r>
@@ -2362,36 +3017,44 @@
         </w:tc>
         <w:tc>
           <w:tcPr>
-            <w:tcW w:type="dxa" w:w="3680"/>
-            <w:shd w:fill="F7F3ED"/>
+            <w:tcW w:type="dxa" w:w="2760"/>
+            <w:shd w:fill="FAF8F3"/>
             <w:tcMar>
-              <w:top w:w="80" w:type="dxa"/>
+              <w:top w:w="100" w:type="dxa"/>
               <w:start w:w="120" w:type="dxa"/>
-              <w:bottom w:w="80" w:type="dxa"/>
+              <w:bottom w:w="100" w:type="dxa"/>
               <w:end w:w="120" w:type="dxa"/>
             </w:tcMar>
             <w:vAlign w:val="center"/>
           </w:tcPr>
           <w:p>
             <w:pPr>
-              <w:spacing w:before="0" w:after="40" w:line="252" w:lineRule="auto"/>
-              <w:jc w:val="left"/>
+              <w:spacing w:after="20" w:line="247" w:lineRule="auto"/>
             </w:pPr>
             <w:r/>
+            <w:r>
+              <w:rPr>
+                <w:rFonts w:ascii="Aptos" w:hAnsi="Aptos"/>
+                <w:b w:val="0"/>
+                <w:i w:val="0"/>
+                <w:color w:val="1A1F2C"/>
+                <w:sz w:val="17"/>
+              </w:rPr>
+            </w:r>
           </w:p>
         </w:tc>
       </w:tr>
     </w:tbl>
     <w:p>
       <w:pPr>
-        <w:spacing w:before="0" w:after="40" w:line="264" w:lineRule="auto"/>
+        <w:spacing w:after="20"/>
       </w:pPr>
     </w:p>
     <w:sectPr>
       <w:headerReference w:type="default" r:id="rId9"/>
       <w:footerReference w:type="default" r:id="rId10"/>
       <w:pgSz w:w="12240" w:h="15840"/>
-      <w:pgMar w:top="1440" w:right="1440" w:bottom="1440" w:left="1440" w:header="708" w:footer="708" w:gutter="0"/>
+      <w:pgMar w:top="1123" w:right="1440" w:bottom="1037" w:left="1440" w:header="504" w:footer="504" w:gutter="0"/>
       <w:cols w:space="720"/>
       <w:docGrid w:linePitch="360"/>
     </w:sectPr>
@@ -2408,13 +3071,16 @@
     </w:pPr>
     <w:r>
       <w:rPr>
-        <w:rFonts w:ascii="Calibri" w:hAnsi="Calibri"/>
-        <w:color w:val="5E6B75"/>
-        <w:sz w:val="18"/>
-      </w:rPr>
-      <w:t xml:space="preserve">Page </w:t>
+        <w:rFonts w:ascii="Aptos" w:hAnsi="Aptos"/>
+        <w:b w:val="0"/>
+        <w:i w:val="0"/>
+        <w:color w:val="5B6472"/>
+        <w:sz w:val="17"/>
+      </w:rPr>
       <w:fldChar w:fldCharType="begin"/>
       <w:instrText xml:space="preserve"> PAGE </w:instrText>
+      <w:fldChar w:fldCharType="separate"/>
+      <w:t>1</w:t>
       <w:fldChar w:fldCharType="end"/>
     </w:r>
   </w:p>
@@ -2426,15 +3092,15 @@
   <w:p>
     <w:pPr>
       <w:pStyle w:val="Header"/>
-      <w:spacing w:after="0"/>
       <w:jc w:val="left"/>
     </w:pPr>
     <w:r>
       <w:rPr>
-        <w:rFonts w:ascii="Calibri" w:hAnsi="Calibri"/>
-        <w:b/>
-        <w:color w:val="5E6B75"/>
-        <w:sz w:val="18"/>
+        <w:rFonts w:ascii="Aptos" w:hAnsi="Aptos"/>
+        <w:b/>
+        <w:i w:val="0"/>
+        <w:color w:val="5B6472"/>
+        <w:sz w:val="17"/>
       </w:rPr>
       <w:t>BUS311 Corporate Finance  |  Individual Company Capstone</w:t>
     </w:r>
@@ -2806,11 +3472,11 @@
     <w:qFormat/>
     <w:rsid w:val="00FC693F"/>
     <w:pPr>
-      <w:spacing w:after="120" w:line="264" w:lineRule="auto"/>
+      <w:spacing w:after="100" w:line="259" w:lineRule="auto"/>
     </w:pPr>
     <w:rPr>
-      <w:rFonts w:ascii="Calibri" w:hAnsi="Calibri"/>
-      <w:sz w:val="22"/>
+      <w:rFonts w:ascii="Aptos" w:hAnsi="Aptos"/>
+      <w:sz w:val="21"/>
     </w:rPr>
   </w:style>
   <w:style w:type="paragraph" w:styleId="Header">
@@ -2868,14 +3534,14 @@
     <w:pPr>
       <w:keepNext/>
       <w:keepLines/>
-      <w:spacing w:before="320" w:after="160"/>
+      <w:spacing w:before="260" w:after="120"/>
       <w:outlineLvl w:val="0"/>
     </w:pPr>
     <w:rPr>
-      <w:rFonts w:asciiTheme="majorHAnsi" w:eastAsiaTheme="majorEastAsia" w:hAnsiTheme="majorHAnsi" w:cstheme="majorBidi" w:ascii="Calibri" w:hAnsi="Calibri"/>
+      <w:rFonts w:asciiTheme="majorHAnsi" w:eastAsiaTheme="majorEastAsia" w:hAnsiTheme="majorHAnsi" w:cstheme="majorBidi" w:ascii="Aptos Display" w:hAnsi="Aptos Display"/>
       <w:b/>
       <w:bCs/>
-      <w:color w:val="175FA9"/>
+      <w:color w:val="152536"/>
       <w:sz w:val="32"/>
       <w:szCs w:val="28"/>
     </w:rPr>
@@ -2892,14 +3558,14 @@
     <w:pPr>
       <w:keepNext/>
       <w:keepLines/>
-      <w:spacing w:before="240" w:after="120"/>
+      <w:spacing w:before="200" w:after="100"/>
       <w:outlineLvl w:val="1"/>
     </w:pPr>
     <w:rPr>
-      <w:rFonts w:asciiTheme="majorHAnsi" w:eastAsiaTheme="majorEastAsia" w:hAnsiTheme="majorHAnsi" w:cstheme="majorBidi" w:ascii="Calibri" w:hAnsi="Calibri"/>
+      <w:rFonts w:asciiTheme="majorHAnsi" w:eastAsiaTheme="majorEastAsia" w:hAnsiTheme="majorHAnsi" w:cstheme="majorBidi" w:ascii="Aptos Display" w:hAnsi="Aptos Display"/>
       <w:b/>
       <w:bCs/>
-      <w:color w:val="175FA9"/>
+      <w:color w:val="355773"/>
       <w:sz w:val="26"/>
       <w:szCs w:val="26"/>
     </w:rPr>
@@ -2920,11 +3586,11 @@
       <w:outlineLvl w:val="2"/>
     </w:pPr>
     <w:rPr>
-      <w:rFonts w:asciiTheme="majorHAnsi" w:eastAsiaTheme="majorEastAsia" w:hAnsiTheme="majorHAnsi" w:cstheme="majorBidi" w:ascii="Calibri" w:hAnsi="Calibri"/>
+      <w:rFonts w:asciiTheme="majorHAnsi" w:eastAsiaTheme="majorEastAsia" w:hAnsiTheme="majorHAnsi" w:cstheme="majorBidi" w:ascii="Aptos Display" w:hAnsi="Aptos Display"/>
       <w:b/>
       <w:bCs/>
-      <w:color w:val="0A2540"/>
-      <w:sz w:val="24"/>
+      <w:color w:val="152536"/>
+      <w:sz w:val="23"/>
     </w:rPr>
   </w:style>
   <w:style w:type="paragraph" w:styleId="Heading4">
@@ -3340,13 +4006,13 @@
       <w:numPr>
         <w:numId w:val="1"/>
       </w:numPr>
-      <w:spacing w:after="160" w:line="280" w:lineRule="auto"/>
-      <w:ind w:left="720" w:hanging="360"/>
+      <w:spacing w:after="100"/>
+      <w:ind w:left="547" w:hanging="288"/>
       <w:contextualSpacing/>
     </w:pPr>
     <w:rPr>
-      <w:rFonts w:ascii="Calibri" w:hAnsi="Calibri"/>
-      <w:sz w:val="22"/>
+      <w:rFonts w:ascii="Aptos" w:hAnsi="Aptos"/>
+      <w:sz w:val="21"/>
     </w:rPr>
   </w:style>
   <w:style w:type="paragraph" w:styleId="ListBullet2">
@@ -3385,13 +4051,13 @@
       <w:numPr>
         <w:numId w:val="5"/>
       </w:numPr>
-      <w:spacing w:after="160" w:line="280" w:lineRule="auto"/>
-      <w:ind w:left="720" w:hanging="360"/>
+      <w:spacing w:after="100"/>
+      <w:ind w:left="547" w:hanging="288"/>
       <w:contextualSpacing/>
     </w:pPr>
     <w:rPr>
-      <w:rFonts w:ascii="Calibri" w:hAnsi="Calibri"/>
-      <w:sz w:val="22"/>
+      <w:rFonts w:ascii="Aptos" w:hAnsi="Aptos"/>
+      <w:sz w:val="21"/>
     </w:rPr>
   </w:style>
   <w:style w:type="paragraph" w:styleId="ListNumber2">
